--- a/docs/14조-2주차-deobfuscator-문제점개요서.docx
+++ b/docs/14조-2주차-deobfuscator-문제점개요서.docx
@@ -1,6 +1,6 @@
 
 <file path=word/document.xml><?xml version="1.0" encoding="utf-8"?>
-<w:document xmlns:wpc="http://schemas.microsoft.com/office/word/2010/wordprocessingCanvas" xmlns:cx="http://schemas.microsoft.com/office/drawing/2014/chartex" xmlns:cx1="http://schemas.microsoft.com/office/drawing/2015/9/8/chartex" xmlns:cx2="http://schemas.microsoft.com/office/drawing/2015/10/21/chartex" xmlns:cx3="http://schemas.microsoft.com/office/drawing/2016/5/9/chartex" xmlns:cx4="http://schemas.microsoft.com/office/drawing/2016/5/10/chartex" xmlns:cx5="http://schemas.microsoft.com/office/drawing/2016/5/11/chartex" xmlns:cx6="http://schemas.microsoft.com/office/drawing/2016/5/12/chartex" xmlns:cx7="http://schemas.microsoft.com/office/drawing/2016/5/13/chartex" xmlns:cx8="http://schemas.microsoft.com/office/drawing/2016/5/14/chartex" xmlns:mc="http://schemas.openxmlformats.org/markup-compatibility/2006" xmlns:aink="http://schemas.microsoft.com/office/drawing/2016/ink" xmlns:am3d="http://schemas.microsoft.com/office/drawing/2017/model3d" xmlns:o="urn:schemas-microsoft-com:office:office" xmlns:oel="http://schemas.microsoft.com/office/2019/extlst" xmlns:r="http://schemas.openxmlformats.org/officeDocument/2006/relationships" xmlns:m="http://schemas.openxmlformats.org/officeDocument/2006/math" xmlns:v="urn:schemas-microsoft-com:vml" xmlns:wp14="http://schemas.microsoft.com/office/word/2010/wordprocessingDrawing" xmlns:wp="http://schemas.openxmlformats.org/drawingml/2006/wordprocessingDrawing" xmlns:w10="urn:schemas-microsoft-com:office:word" xmlns:w="http://schemas.openxmlformats.org/wordprocessingml/2006/main" xmlns:w14="http://schemas.microsoft.com/office/word/2010/wordml" xmlns:w15="http://schemas.microsoft.com/office/word/2012/wordml" xmlns:w16cex="http://schemas.microsoft.com/office/word/2018/wordml/cex" xmlns:w16cid="http://schemas.microsoft.com/office/word/2016/wordml/cid" xmlns:w16="http://schemas.microsoft.com/office/word/2018/wordml" xmlns:w16du="http://schemas.microsoft.com/office/word/2023/wordml/word16du" xmlns:w16sdtdh="http://schemas.microsoft.com/office/word/2020/wordml/sdtdatahash" xmlns:w16sdtfl="http://schemas.microsoft.com/office/word/2024/wordml/sdtformatlock" xmlns:w16se="http://schemas.microsoft.com/office/word/2015/wordml/symex" xmlns:wpg="http://schemas.microsoft.com/office/word/2010/wordprocessingGroup" xmlns:wpi="http://schemas.microsoft.com/office/word/2010/wordprocessingInk" xmlns:wne="http://schemas.microsoft.com/office/word/2006/wordml" xmlns:wps="http://schemas.microsoft.com/office/word/2010/wordprocessingShape" mc:Ignorable="w14 w15 w16se w16cid w16 w16cex w16sdtdh w16sdtfl w16du wp14">
+<w:document xmlns:wpc="http://schemas.microsoft.com/office/word/2010/wordprocessingCanvas" xmlns:mc="http://schemas.openxmlformats.org/markup-compatibility/2006" xmlns:o="urn:schemas-microsoft-com:office:office" xmlns:r="http://schemas.openxmlformats.org/officeDocument/2006/relationships" xmlns:m="http://schemas.openxmlformats.org/officeDocument/2006/math" xmlns:v="urn:schemas-microsoft-com:vml" xmlns:wp14="http://schemas.microsoft.com/office/word/2010/wordprocessingDrawing" xmlns:wp="http://schemas.openxmlformats.org/drawingml/2006/wordprocessingDrawing" xmlns:w10="urn:schemas-microsoft-com:office:word" xmlns:w="http://schemas.openxmlformats.org/wordprocessingml/2006/main" xmlns:w14="http://schemas.microsoft.com/office/word/2010/wordml" xmlns:w15="http://schemas.microsoft.com/office/word/2012/wordml" xmlns:wpg="http://schemas.microsoft.com/office/word/2010/wordprocessingGroup" xmlns:wpi="http://schemas.microsoft.com/office/word/2010/wordprocessingInk" xmlns:wne="http://schemas.microsoft.com/office/word/2006/wordml" xmlns:wps="http://schemas.microsoft.com/office/word/2010/wordprocessingShape">
   <w:body>
     <w:p>
       <w:pPr>
@@ -19,8 +19,8 @@
     <w:p>
       <w:pPr>
         <w:pStyle w:val="a8"/>
-        <w:spacing w:before="1800" w:after="180"/>
         <w:ind w:right="600"/>
+        <w:spacing w:after="180" w:before="1800"/>
         <w:rPr>
           <w:rFonts w:ascii="바탕체" w:eastAsia="바탕체" w:hAnsi="바탕체"/>
         </w:rPr>
@@ -33,7 +33,7 @@
         <mc:AlternateContent>
           <mc:Choice Requires="wps">
             <w:drawing>
-              <wp:anchor distT="0" distB="0" distL="114300" distR="114300" simplePos="0" relativeHeight="251659264" behindDoc="0" locked="0" layoutInCell="1" hidden="0" allowOverlap="1" wp14:anchorId="00D19BD1" wp14:editId="045343D9">
+              <wp:anchor distT="0" distB="0" distL="114300" distR="114300" behindDoc="0" locked="0" layoutInCell="1" simplePos="0" relativeHeight="251659264" allowOverlap="1" hidden="0">
                 <wp:simplePos x="0" y="0"/>
                 <wp:positionH relativeFrom="column">
                   <wp:posOffset>2286000</wp:posOffset>
@@ -45,9 +45,7 @@
                 <wp:effectExtent l="0" t="0" r="0" b="0"/>
                 <wp:wrapNone/>
                 <wp:docPr id="1025" name="Line 5"/>
-                <wp:cNvGraphicFramePr>
-                  <a:graphicFrameLocks xmlns:a="http://schemas.openxmlformats.org/drawingml/2006/main"/>
-                </wp:cNvGraphicFramePr>
+                <wp:cNvGraphicFramePr/>
                 <a:graphic xmlns:a="http://schemas.openxmlformats.org/drawingml/2006/main">
                   <a:graphicData uri="http://schemas.microsoft.com/office/word/2010/wordprocessingShape">
                     <wps:wsp>
@@ -65,12 +63,14 @@
                         <a:noFill/>
                         <a:ln w="9525">
                           <a:solidFill>
-                            <a:srgbClr val="DDDDDD"/>
+                            <a:srgbClr val="dddddd"/>
                           </a:solidFill>
                           <a:round/>
                         </a:ln>
                       </wps:spPr>
-                      <wps:bodyPr/>
+                      <wps:bodyPr rot="0" vert="horz" wrap="square" lIns="91440" tIns="45720" rIns="91440" bIns="45720" anchor="t">
+                        <a:noAutofit/>
+                      </wps:bodyPr>
                     </wps:wsp>
                   </a:graphicData>
                 </a:graphic>
@@ -90,7 +90,7 @@
     <w:p>
       <w:pPr>
         <w:pStyle w:val="a9"/>
-        <w:spacing w:afterLines="0" w:after="240"/>
+        <w:spacing w:after="240" w:afterLines="0"/>
         <w:rPr>
           <w:rFonts w:ascii="바탕체" w:eastAsia="바탕체" w:hAnsi="바탕체"/>
           <w:spacing w:val="0"/>
@@ -123,7 +123,7 @@
       </w:tblGrid>
       <w:tr>
         <w:trPr>
-          <w:trHeight w:val="1044"/>
+          <w:trHeight w:val="1044" w:hRule="atLeast"/>
         </w:trPr>
         <w:tc>
           <w:tcPr>
@@ -325,12 +325,12 @@
           <w:rFonts w:ascii="바탕체" w:eastAsia="바탕체" w:hAnsi="바탕체"/>
         </w:rPr>
         <w:sectPr>
-          <w:headerReference w:type="default" r:id="rId7"/>
-          <w:footerReference w:type="default" r:id="rId8"/>
           <w:pgSz w:w="11906" w:h="16838" w:code="9"/>
           <w:pgMar w:top="1985" w:right="1701" w:bottom="1701" w:left="1701" w:header="851" w:footer="992" w:gutter="0"/>
           <w:cols w:space="720"/>
-          <w:docGrid w:type="lines" w:linePitch="360"/>
+          <w:docGrid w:linePitch="360" w:type="lines"/>
+          <w:headerReference w:type="default" r:id="rId1"/>
+          <w:footerReference w:type="default" r:id="rId2"/>
         </w:sectPr>
       </w:pPr>
       <w:r>
@@ -382,7 +382,6 @@
         <w:rPr>
           <w:rFonts w:ascii="바탕체" w:eastAsia="바탕체" w:hAnsi="바탕체" w:hint="eastAsia"/>
         </w:rPr>
-        <w:lastRenderedPageBreak/>
         <w:t>Document Revision History</w:t>
       </w:r>
     </w:p>
@@ -397,11 +396,11 @@
           <w:insideH w:val="single" w:sz="4" w:space="0" w:color="auto"/>
           <w:insideV w:val="single" w:sz="4" w:space="0" w:color="auto"/>
         </w:tblBorders>
+        <w:tblLook w:val="0000" w:firstRow="0" w:lastRow="0" w:firstColumn="0" w:lastColumn="0" w:noHBand="0" w:noVBand="0"/>
         <w:tblCellMar>
           <w:left w:w="99" w:type="dxa"/>
           <w:right w:w="99" w:type="dxa"/>
         </w:tblCellMar>
-        <w:tblLook w:val="0000" w:firstRow="0" w:lastRow="0" w:firstColumn="0" w:lastColumn="0" w:noHBand="0" w:noVBand="0"/>
       </w:tblPr>
       <w:tblGrid>
         <w:gridCol w:w="639"/>
@@ -418,11 +417,11 @@
           <w:p>
             <w:pPr>
               <w:pStyle w:val="a4"/>
+              <w:snapToGrid/>
               <w:tabs>
                 <w:tab w:val="clear" w:pos="4252"/>
                 <w:tab w:val="clear" w:pos="8504"/>
               </w:tabs>
-              <w:snapToGrid/>
               <w:rPr>
                 <w:rFonts w:ascii="바탕체" w:eastAsia="바탕체" w:hAnsi="바탕체"/>
                 <w:smallCaps/>
@@ -716,6 +715,15 @@
                 <w:spacing w:val="-20"/>
               </w:rPr>
             </w:pPr>
+            <w:r>
+              <w:rPr>
+                <w:lang w:eastAsia="ko-KR"/>
+                <w:rFonts w:ascii="바탕체" w:eastAsia="바탕체" w:hAnsi="바탕체"/>
+                <w:spacing w:val="-20"/>
+                <w:rtl w:val="off"/>
+              </w:rPr>
+              <w:t>3</w:t>
+            </w:r>
           </w:p>
         </w:tc>
         <w:tc>
@@ -729,6 +737,13 @@
                 <w:spacing w:val="-20"/>
               </w:rPr>
             </w:pPr>
+            <w:r>
+              <w:rPr>
+                <w:rFonts w:ascii="바탕체" w:eastAsia="바탕체" w:hAnsi="바탕체"/>
+                <w:spacing w:val="-20"/>
+              </w:rPr>
+              <w:t>2025/03/20</w:t>
+            </w:r>
           </w:p>
         </w:tc>
         <w:tc>
@@ -742,6 +757,15 @@
                 <w:spacing w:val="-20"/>
               </w:rPr>
             </w:pPr>
+            <w:r>
+              <w:rPr>
+                <w:lang w:eastAsia="ko-KR"/>
+                <w:rFonts w:ascii="바탕체" w:eastAsia="바탕체" w:hAnsi="바탕체"/>
+                <w:spacing w:val="-20"/>
+                <w:rtl w:val="off"/>
+              </w:rPr>
+              <w:t>오탈자 수정</w:t>
+            </w:r>
           </w:p>
         </w:tc>
         <w:tc>
@@ -755,6 +779,15 @@
                 <w:spacing w:val="-20"/>
               </w:rPr>
             </w:pPr>
+            <w:r>
+              <w:rPr>
+                <w:lang w:eastAsia="ko-KR"/>
+                <w:rFonts w:ascii="바탕체" w:eastAsia="바탕체" w:hAnsi="바탕체"/>
+                <w:spacing w:val="-20"/>
+                <w:rtl w:val="off"/>
+              </w:rPr>
+              <w:t>박혜연</w:t>
+            </w:r>
           </w:p>
         </w:tc>
       </w:tr>
@@ -840,7 +873,6 @@
         <w:rPr>
           <w:rFonts w:ascii="바탕체" w:eastAsia="바탕체" w:hAnsi="바탕체" w:hint="eastAsia"/>
         </w:rPr>
-        <w:lastRenderedPageBreak/>
         <w:t>Table of Contents</w:t>
       </w:r>
     </w:p>
@@ -849,13 +881,13 @@
         <w:pStyle w:val="11"/>
         <w:tabs>
           <w:tab w:val="left" w:pos="600"/>
-          <w:tab w:val="right" w:leader="dot" w:pos="8494"/>
+          <w:tab w:val="right" w:pos="8494" w:leader="dot"/>
         </w:tabs>
         <w:rPr>
+          <w:caps w:val="off"/>
           <w:rFonts w:eastAsiaTheme="minorEastAsia" w:hAnsiTheme="minorHAnsi" w:cstheme="minorBidi"/>
           <w:b w:val="0"/>
           <w:bCs w:val="0"/>
-          <w:caps w:val="0"/>
           <w:noProof/>
           <w:sz w:val="22"/>
           <w:szCs w:val="24"/>
@@ -901,238 +933,258 @@
         </w:rPr>
         <w:fldChar w:fldCharType="separate"/>
       </w:r>
-      <w:hyperlink w:anchor="_Toc192581443" w:history="1">
-        <w:r>
-          <w:rPr>
-            <w:rStyle w:val="af"/>
-            <w:rFonts w:ascii="바탕체" w:eastAsia="바탕체" w:hAnsi="바탕체"/>
-            <w:b w:val="0"/>
-            <w:bCs w:val="0"/>
-            <w:noProof/>
-          </w:rPr>
-          <w:t>1.</w:t>
-        </w:r>
-        <w:r>
-          <w:rPr>
-            <w:rFonts w:eastAsiaTheme="minorEastAsia" w:hAnsiTheme="minorHAnsi" w:cstheme="minorBidi"/>
-            <w:b w:val="0"/>
-            <w:bCs w:val="0"/>
-            <w:caps w:val="0"/>
-            <w:noProof/>
-            <w:sz w:val="22"/>
-            <w:szCs w:val="24"/>
-          </w:rPr>
-          <w:tab/>
-        </w:r>
-        <w:r>
-          <w:rPr>
-            <w:rStyle w:val="af"/>
-            <w:rFonts w:ascii="바탕체" w:eastAsia="바탕체" w:hAnsi="바탕체" w:cs="Arial"/>
-            <w:b w:val="0"/>
-            <w:bCs w:val="0"/>
-            <w:noProof/>
-          </w:rPr>
-          <w:t>Survey Paper – Limitations Focus</w:t>
-        </w:r>
-        <w:r>
-          <w:rPr>
-            <w:b w:val="0"/>
-            <w:bCs w:val="0"/>
-            <w:noProof/>
-            <w:webHidden/>
-          </w:rPr>
-          <w:tab/>
-        </w:r>
-        <w:r>
-          <w:rPr>
-            <w:b w:val="0"/>
-            <w:bCs w:val="0"/>
-            <w:noProof/>
-            <w:webHidden/>
-          </w:rPr>
-          <w:fldChar w:fldCharType="begin"/>
-        </w:r>
-        <w:r>
-          <w:rPr>
-            <w:b w:val="0"/>
-            <w:bCs w:val="0"/>
-            <w:noProof/>
-            <w:webHidden/>
-          </w:rPr>
-          <w:instrText xml:space="preserve"> PAGEREF _Toc192581443 \h </w:instrText>
-        </w:r>
-        <w:r>
-          <w:rPr>
-            <w:b w:val="0"/>
-            <w:bCs w:val="0"/>
-            <w:noProof/>
-            <w:webHidden/>
-          </w:rPr>
-        </w:r>
-        <w:r>
-          <w:rPr>
-            <w:b w:val="0"/>
-            <w:bCs w:val="0"/>
-            <w:noProof/>
-            <w:webHidden/>
-          </w:rPr>
-          <w:fldChar w:fldCharType="separate"/>
-        </w:r>
-        <w:r>
-          <w:rPr>
-            <w:b w:val="0"/>
-            <w:bCs w:val="0"/>
-            <w:noProof/>
-            <w:webHidden/>
-          </w:rPr>
-          <w:t>5</w:t>
-        </w:r>
-        <w:r>
-          <w:rPr>
-            <w:b w:val="0"/>
-            <w:bCs w:val="0"/>
-            <w:noProof/>
-            <w:webHidden/>
-          </w:rPr>
-          <w:fldChar w:fldCharType="end"/>
-        </w:r>
-      </w:hyperlink>
-    </w:p>
-    <w:p>
-      <w:pPr>
-        <w:pStyle w:val="11"/>
-        <w:tabs>
-          <w:tab w:val="left" w:pos="600"/>
-          <w:tab w:val="right" w:leader="dot" w:pos="8494"/>
-        </w:tabs>
-        <w:rPr>
+      <w:r>
+        <w:fldChar w:fldCharType="begin"/>
+      </w:r>
+      <w:r>
+        <w:instrText xml:space="preserve"> HYPERLINK \l "_Toc192581443"</w:instrText>
+      </w:r>
+      <w:r>
+        <w:fldChar w:fldCharType="separate"/>
+      </w:r>
+      <w:r>
+        <w:rPr>
+          <w:rStyle w:val="af"/>
+          <w:rFonts w:ascii="바탕체" w:eastAsia="바탕체" w:hAnsi="바탕체"/>
+          <w:b w:val="0"/>
+          <w:bCs w:val="0"/>
+          <w:noProof/>
+        </w:rPr>
+        <w:t>1.</w:t>
+      </w:r>
+      <w:r>
+        <w:rPr>
+          <w:caps w:val="off"/>
           <w:rFonts w:eastAsiaTheme="minorEastAsia" w:hAnsiTheme="minorHAnsi" w:cstheme="minorBidi"/>
           <w:b w:val="0"/>
           <w:bCs w:val="0"/>
-          <w:caps w:val="0"/>
           <w:noProof/>
           <w:sz w:val="22"/>
           <w:szCs w:val="24"/>
         </w:rPr>
-      </w:pPr>
-      <w:hyperlink w:anchor="_Toc192581444" w:history="1">
-        <w:r>
-          <w:rPr>
-            <w:rStyle w:val="af"/>
-            <w:rFonts w:ascii="바탕체" w:eastAsia="바탕체" w:hAnsi="바탕체"/>
-            <w:b w:val="0"/>
-            <w:bCs w:val="0"/>
-            <w:noProof/>
-          </w:rPr>
-          <w:t>2.</w:t>
-        </w:r>
-        <w:r>
-          <w:rPr>
-            <w:rFonts w:eastAsiaTheme="minorEastAsia" w:hAnsiTheme="minorHAnsi" w:cstheme="minorBidi"/>
-            <w:b w:val="0"/>
-            <w:bCs w:val="0"/>
-            <w:caps w:val="0"/>
-            <w:noProof/>
-            <w:sz w:val="22"/>
-            <w:szCs w:val="24"/>
-          </w:rPr>
-          <w:tab/>
-        </w:r>
-        <w:r>
-          <w:rPr>
-            <w:rStyle w:val="af"/>
-            <w:rFonts w:ascii="바탕체" w:eastAsia="바탕체" w:hAnsi="바탕체"/>
-            <w:b w:val="0"/>
-            <w:bCs w:val="0"/>
-            <w:noProof/>
-          </w:rPr>
-          <w:t>Limitations and Research Gaps</w:t>
-        </w:r>
-        <w:r>
-          <w:rPr>
-            <w:b w:val="0"/>
-            <w:bCs w:val="0"/>
-            <w:noProof/>
-            <w:webHidden/>
-          </w:rPr>
-          <w:tab/>
-        </w:r>
-        <w:r>
-          <w:rPr>
-            <w:b w:val="0"/>
-            <w:bCs w:val="0"/>
-            <w:noProof/>
-            <w:webHidden/>
-          </w:rPr>
-          <w:fldChar w:fldCharType="begin"/>
-        </w:r>
-        <w:r>
-          <w:rPr>
-            <w:b w:val="0"/>
-            <w:bCs w:val="0"/>
-            <w:noProof/>
-            <w:webHidden/>
-          </w:rPr>
-          <w:instrText xml:space="preserve"> PAGEREF _Toc192581444 \h </w:instrText>
-        </w:r>
-        <w:r>
-          <w:rPr>
-            <w:b w:val="0"/>
-            <w:bCs w:val="0"/>
-            <w:noProof/>
-            <w:webHidden/>
-          </w:rPr>
-        </w:r>
-        <w:r>
-          <w:rPr>
-            <w:b w:val="0"/>
-            <w:bCs w:val="0"/>
-            <w:noProof/>
-            <w:webHidden/>
-          </w:rPr>
-          <w:fldChar w:fldCharType="separate"/>
-        </w:r>
-        <w:r>
-          <w:rPr>
-            <w:b w:val="0"/>
-            <w:bCs w:val="0"/>
-            <w:noProof/>
-            <w:webHidden/>
-          </w:rPr>
-          <w:t>6</w:t>
-        </w:r>
-        <w:r>
-          <w:rPr>
-            <w:b w:val="0"/>
-            <w:bCs w:val="0"/>
-            <w:noProof/>
-            <w:webHidden/>
-          </w:rPr>
-          <w:fldChar w:fldCharType="end"/>
-        </w:r>
-      </w:hyperlink>
-    </w:p>
-    <w:p>
-      <w:pPr>
-        <w:rPr>
-          <w:rFonts w:ascii="바탕체" w:eastAsia="바탕체" w:hAnsi="바탕체"/>
-        </w:rPr>
-      </w:pPr>
+        <w:tab/>
+      </w:r>
       <w:r>
         <w:rPr>
-          <w:rFonts w:ascii="바탕체" w:eastAsia="바탕체" w:hAnsi="바탕체"/>
-        </w:rPr>
+          <w:rStyle w:val="af"/>
+          <w:rFonts w:ascii="바탕체" w:eastAsia="바탕체" w:hAnsi="바탕체" w:cs="Arial"/>
+          <w:b w:val="0"/>
+          <w:bCs w:val="0"/>
+          <w:noProof/>
+        </w:rPr>
+        <w:t>Survey Paper – Limitations Focus</w:t>
+      </w:r>
+      <w:r>
+        <w:rPr>
+          <w:b w:val="0"/>
+          <w:bCs w:val="0"/>
+          <w:noProof/>
+          <w:webHidden/>
+        </w:rPr>
+        <w:tab/>
+      </w:r>
+      <w:r>
+        <w:rPr>
+          <w:b w:val="0"/>
+          <w:bCs w:val="0"/>
+          <w:noProof/>
+          <w:webHidden/>
+        </w:rPr>
+        <w:fldChar w:fldCharType="begin"/>
+      </w:r>
+      <w:r>
+        <w:rPr>
+          <w:b w:val="0"/>
+          <w:bCs w:val="0"/>
+          <w:noProof/>
+          <w:webHidden/>
+        </w:rPr>
+        <w:instrText xml:space="preserve"> PAGEREF _Toc192581443 \h </w:instrText>
+      </w:r>
+      <w:r>
+        <w:rPr>
+          <w:b w:val="0"/>
+          <w:bCs w:val="0"/>
+          <w:noProof/>
+          <w:webHidden/>
+        </w:rPr>
+        <w:fldChar w:fldCharType="separate"/>
+      </w:r>
+      <w:r>
+        <w:rPr>
+          <w:b w:val="0"/>
+          <w:bCs w:val="0"/>
+          <w:noProof/>
+          <w:webHidden/>
+        </w:rPr>
+      </w:r>
+      <w:r>
+        <w:rPr>
+          <w:b w:val="0"/>
+          <w:bCs w:val="0"/>
+          <w:noProof/>
+          <w:webHidden/>
+        </w:rPr>
+        <w:t>5</w:t>
+      </w:r>
+      <w:r>
+        <w:rPr>
+          <w:b w:val="0"/>
+          <w:bCs w:val="0"/>
+          <w:noProof/>
+          <w:webHidden/>
+        </w:rPr>
+        <w:fldChar w:fldCharType="end"/>
+      </w:r>
+      <w:r>
         <w:fldChar w:fldCharType="end"/>
       </w:r>
     </w:p>
     <w:p>
       <w:pPr>
+        <w:pStyle w:val="11"/>
+        <w:tabs>
+          <w:tab w:val="left" w:pos="600"/>
+          <w:tab w:val="right" w:pos="8494" w:leader="dot"/>
+        </w:tabs>
+        <w:rPr>
+          <w:caps w:val="off"/>
+          <w:rFonts w:eastAsiaTheme="minorEastAsia" w:hAnsiTheme="minorHAnsi" w:cstheme="minorBidi"/>
+          <w:b w:val="0"/>
+          <w:bCs w:val="0"/>
+          <w:noProof/>
+          <w:sz w:val="22"/>
+          <w:szCs w:val="24"/>
+        </w:rPr>
+      </w:pPr>
+      <w:r>
+        <w:fldChar w:fldCharType="begin"/>
+      </w:r>
+      <w:r>
+        <w:instrText xml:space="preserve"> HYPERLINK \l "_Toc192581444"</w:instrText>
+      </w:r>
+      <w:r>
+        <w:fldChar w:fldCharType="separate"/>
+      </w:r>
+      <w:r>
+        <w:rPr>
+          <w:rStyle w:val="af"/>
+          <w:rFonts w:ascii="바탕체" w:eastAsia="바탕체" w:hAnsi="바탕체"/>
+          <w:b w:val="0"/>
+          <w:bCs w:val="0"/>
+          <w:noProof/>
+        </w:rPr>
+        <w:t>2.</w:t>
+      </w:r>
+      <w:r>
+        <w:rPr>
+          <w:caps w:val="off"/>
+          <w:rFonts w:eastAsiaTheme="minorEastAsia" w:hAnsiTheme="minorHAnsi" w:cstheme="minorBidi"/>
+          <w:b w:val="0"/>
+          <w:bCs w:val="0"/>
+          <w:noProof/>
+          <w:sz w:val="22"/>
+          <w:szCs w:val="24"/>
+        </w:rPr>
+        <w:tab/>
+      </w:r>
+      <w:r>
+        <w:rPr>
+          <w:rStyle w:val="af"/>
+          <w:rFonts w:ascii="바탕체" w:eastAsia="바탕체" w:hAnsi="바탕체"/>
+          <w:b w:val="0"/>
+          <w:bCs w:val="0"/>
+          <w:noProof/>
+        </w:rPr>
+        <w:t>Limitations and Research Gaps</w:t>
+      </w:r>
+      <w:r>
+        <w:rPr>
+          <w:b w:val="0"/>
+          <w:bCs w:val="0"/>
+          <w:noProof/>
+          <w:webHidden/>
+        </w:rPr>
+        <w:tab/>
+      </w:r>
+      <w:r>
+        <w:rPr>
+          <w:b w:val="0"/>
+          <w:bCs w:val="0"/>
+          <w:noProof/>
+          <w:webHidden/>
+        </w:rPr>
+        <w:fldChar w:fldCharType="begin"/>
+      </w:r>
+      <w:r>
+        <w:rPr>
+          <w:b w:val="0"/>
+          <w:bCs w:val="0"/>
+          <w:noProof/>
+          <w:webHidden/>
+        </w:rPr>
+        <w:instrText xml:space="preserve"> PAGEREF _Toc192581444 \h </w:instrText>
+      </w:r>
+      <w:r>
+        <w:rPr>
+          <w:b w:val="0"/>
+          <w:bCs w:val="0"/>
+          <w:noProof/>
+          <w:webHidden/>
+        </w:rPr>
+        <w:fldChar w:fldCharType="separate"/>
+      </w:r>
+      <w:r>
+        <w:rPr>
+          <w:b w:val="0"/>
+          <w:bCs w:val="0"/>
+          <w:noProof/>
+          <w:webHidden/>
+        </w:rPr>
+      </w:r>
+      <w:r>
+        <w:rPr>
+          <w:b w:val="0"/>
+          <w:bCs w:val="0"/>
+          <w:noProof/>
+          <w:webHidden/>
+        </w:rPr>
+        <w:t>6</w:t>
+      </w:r>
+      <w:r>
+        <w:rPr>
+          <w:b w:val="0"/>
+          <w:bCs w:val="0"/>
+          <w:noProof/>
+          <w:webHidden/>
+        </w:rPr>
+        <w:fldChar w:fldCharType="end"/>
+      </w:r>
+      <w:r>
+        <w:fldChar w:fldCharType="end"/>
+      </w:r>
+    </w:p>
+    <w:p>
+      <w:pPr>
+        <w:rPr>
+          <w:rFonts w:ascii="바탕체" w:eastAsia="바탕체" w:hAnsi="바탕체"/>
+        </w:rPr>
+      </w:pPr>
+      <w:r>
+        <w:rPr>
+          <w:rFonts w:ascii="바탕체" w:eastAsia="바탕체" w:hAnsi="바탕체"/>
+        </w:rPr>
+        <w:fldChar w:fldCharType="end"/>
+      </w:r>
+    </w:p>
+    <w:p>
+      <w:pPr>
         <w:pStyle w:val="a4"/>
+        <w:snapToGrid/>
         <w:tabs>
           <w:tab w:val="clear" w:pos="4252"/>
           <w:tab w:val="clear" w:pos="8504"/>
         </w:tabs>
-        <w:snapToGrid/>
         <w:rPr>
           <w:rFonts w:ascii="바탕체" w:eastAsia="바탕체" w:hAnsi="바탕체"/>
         </w:rPr>
@@ -1162,36 +1214,35 @@
           <w:rFonts w:ascii="바탕체" w:eastAsia="바탕체" w:hAnsi="바탕체"/>
         </w:rPr>
         <w:sectPr>
-          <w:headerReference w:type="default" r:id="rId9"/>
           <w:type w:val="continuous"/>
           <w:pgSz w:w="11906" w:h="16838" w:code="9"/>
           <w:pgMar w:top="1985" w:right="1701" w:bottom="1701" w:left="1701" w:header="851" w:footer="992" w:gutter="0"/>
           <w:cols w:space="720"/>
-          <w:docGrid w:type="lines" w:linePitch="360"/>
+          <w:docGrid w:linePitch="360" w:type="lines"/>
+          <w:headerReference w:type="default" r:id="rId3"/>
         </w:sectPr>
       </w:pPr>
     </w:p>
     <w:p>
       <w:pPr>
         <w:pStyle w:val="10"/>
-        <w:spacing w:before="540" w:after="360"/>
+        <w:spacing w:after="360" w:before="540"/>
         <w:rPr>
           <w:rFonts w:ascii="바탕체" w:eastAsia="바탕체" w:hAnsi="바탕체" w:cs="Arial" w:hint="eastAsia"/>
         </w:rPr>
       </w:pPr>
-      <w:bookmarkStart w:id="0" w:name="_Toc192581443"/>
+      <w:bookmarkStart w:id="1" w:name="_Toc192581443"/>
       <w:r>
         <w:rPr>
           <w:rFonts w:ascii="바탕체" w:eastAsia="바탕체" w:hAnsi="바탕체" w:cs="Arial"/>
         </w:rPr>
-        <w:lastRenderedPageBreak/>
         <w:t>Survey Paper – Limitations Focus</w:t>
       </w:r>
-      <w:bookmarkEnd w:id="0"/>
+      <w:bookmarkEnd w:id="1"/>
     </w:p>
     <w:tbl>
       <w:tblPr>
-        <w:tblpPr w:leftFromText="142" w:rightFromText="142" w:vertAnchor="text" w:tblpY="1"/>
+        <w:tblpPr w:leftFromText="142" w:rightFromText="142" w:vertAnchor="text" w:horzAnchor="text" w:tblpY="1"/>
         <w:tblOverlap w:val="never"/>
         <w:tblW w:w="0" w:type="auto"/>
         <w:tblBorders>
@@ -1315,7 +1366,7 @@
       </w:tr>
       <w:tr>
         <w:trPr>
-          <w:trHeight w:val="925"/>
+          <w:trHeight w:val="925" w:hRule="atLeast"/>
         </w:trPr>
         <w:tc>
           <w:tcPr>
@@ -1402,22 +1453,6 @@
             <w:pPr>
               <w:jc w:val="left"/>
               <w:rPr>
-                <w:rFonts w:ascii="바탕체" w:eastAsia="바탕체" w:hAnsi="바탕체"/>
-                <w:color w:val="0070C0"/>
-              </w:rPr>
-            </w:pPr>
-            <w:r>
-              <w:rPr>
-                <w:rFonts w:ascii="바탕체" w:eastAsia="바탕체" w:hAnsi="바탕체" w:hint="eastAsia"/>
-                <w:color w:val="0070C0"/>
-              </w:rPr>
-              <w:t>연구의 핵심 기여, 사용된 방법론, 주요 실험 내용 정리</w:t>
-            </w:r>
-          </w:p>
-          <w:p>
-            <w:pPr>
-              <w:jc w:val="left"/>
-              <w:rPr>
                 <w:rFonts w:ascii="바탕체" w:eastAsia="바탕체" w:hAnsi="바탕체" w:cs="바탕체"/>
               </w:rPr>
             </w:pPr>
@@ -1431,61 +1466,61 @@
             </w:r>
             <w:r>
               <w:rPr>
+                <w:lang w:val="ko-KR"/>
                 <w:rFonts w:ascii="바탕체" w:eastAsia="바탕체" w:hAnsi="바탕체" w:cs="바탕체"/>
                 <w:color w:val="000000"/>
                 <w:szCs w:val="20"/>
+              </w:rPr>
+              <w:t xml:space="preserve">의 </w:t>
+            </w:r>
+            <w:r>
+              <w:rPr>
+                <w:rFonts w:ascii="바탕체" w:eastAsia="바탕체" w:hAnsi="바탕체" w:cs="바탕체"/>
+                <w:color w:val="000000"/>
+                <w:szCs w:val="20"/>
+              </w:rPr>
+              <w:t>prompting</w:t>
+            </w:r>
+            <w:r>
+              <w:rPr>
                 <w:lang w:val="ko-KR"/>
-              </w:rPr>
-              <w:t xml:space="preserve">의 </w:t>
-            </w:r>
-            <w:r>
-              <w:rPr>
                 <w:rFonts w:ascii="바탕체" w:eastAsia="바탕체" w:hAnsi="바탕체" w:cs="바탕체"/>
                 <w:color w:val="000000"/>
                 <w:szCs w:val="20"/>
               </w:rPr>
-              <w:t>prompting</w:t>
+              <w:t xml:space="preserve">과 </w:t>
             </w:r>
             <w:r>
               <w:rPr>
                 <w:rFonts w:ascii="바탕체" w:eastAsia="바탕체" w:hAnsi="바탕체" w:cs="바탕체"/>
                 <w:color w:val="000000"/>
                 <w:szCs w:val="20"/>
+              </w:rPr>
+              <w:t>in-context-learning</w:t>
+            </w:r>
+            <w:r>
+              <w:rPr>
                 <w:lang w:val="ko-KR"/>
-              </w:rPr>
-              <w:t xml:space="preserve">과 </w:t>
-            </w:r>
-            <w:r>
-              <w:rPr>
                 <w:rFonts w:ascii="바탕체" w:eastAsia="바탕체" w:hAnsi="바탕체" w:cs="바탕체"/>
                 <w:color w:val="000000"/>
                 <w:szCs w:val="20"/>
               </w:rPr>
-              <w:t>in-context-learning</w:t>
+              <w:t xml:space="preserve">을 위한 어셈블리 코드 난독화 데이터셋 </w:t>
             </w:r>
             <w:r>
               <w:rPr>
                 <w:rFonts w:ascii="바탕체" w:eastAsia="바탕체" w:hAnsi="바탕체" w:cs="바탕체"/>
                 <w:color w:val="000000"/>
                 <w:szCs w:val="20"/>
+              </w:rPr>
+              <w:t>MAD를 제공하였다. 이는 LLM</w:t>
+            </w:r>
+            <w:r>
+              <w:rPr>
                 <w:lang w:val="ko-KR"/>
-              </w:rPr>
-              <w:t xml:space="preserve">을 위한 어셈블리 코드 난독화 데이터셋 </w:t>
-            </w:r>
-            <w:r>
-              <w:rPr>
                 <w:rFonts w:ascii="바탕체" w:eastAsia="바탕체" w:hAnsi="바탕체" w:cs="바탕체"/>
                 <w:color w:val="000000"/>
                 <w:szCs w:val="20"/>
-              </w:rPr>
-              <w:t>MAD를 제공하였다. 이는 LLM</w:t>
-            </w:r>
-            <w:r>
-              <w:rPr>
-                <w:rFonts w:ascii="바탕체" w:eastAsia="바탕체" w:hAnsi="바탕체" w:cs="바탕체"/>
-                <w:color w:val="000000"/>
-                <w:szCs w:val="20"/>
-                <w:lang w:val="ko-KR"/>
               </w:rPr>
               <w:t xml:space="preserve">의 코드 난독화 성능을 테스트하기 위해 만들어진 첫 어셈블리 코드 난독화 데이터셋이다. 이 데이터셋을 GPT, CodeLLAMA, CodeGemma 등의 모델로 pre-training 하거나 prompting 함으로써 데이터셋의 학습가능성과 신뢰성을 입증하였다. </w:t>
             </w:r>
@@ -1530,22 +1565,6 @@
             <w:tcW w:w="4527" w:type="dxa"/>
             <w:shd w:val="clear" w:color="auto" w:fill="auto"/>
           </w:tcPr>
-          <w:p>
-            <w:pPr>
-              <w:jc w:val="left"/>
-              <w:rPr>
-                <w:rFonts w:ascii="바탕체" w:eastAsia="바탕체" w:hAnsi="바탕체"/>
-                <w:color w:val="0070C0"/>
-              </w:rPr>
-            </w:pPr>
-            <w:r>
-              <w:rPr>
-                <w:rFonts w:ascii="바탕체" w:eastAsia="바탕체" w:hAnsi="바탕체"/>
-                <w:color w:val="0070C0"/>
-              </w:rPr>
-              <w:t>연구에서 해결하지 못한 문제, 실험 조건의 제약, 데이터셋의 한계 등</w:t>
-            </w:r>
-          </w:p>
           <w:p>
             <w:pPr>
               <w:rPr>
@@ -1571,7 +1590,7 @@
       </w:tr>
       <w:tr>
         <w:trPr>
-          <w:trHeight w:val="637"/>
+          <w:trHeight w:val="637" w:hRule="atLeast"/>
         </w:trPr>
         <w:tc>
           <w:tcPr>
@@ -1612,7 +1631,6 @@
               <w:rPr>
                 <w:rFonts w:ascii="바탕체" w:eastAsia="바탕체" w:hAnsi="바탕체" w:cs="바탕체"/>
               </w:rPr>
-              <w:lastRenderedPageBreak/>
               <w:t>Model for Instruction Embedding (Xuezixiang Li, Yu Qu, Heng Yin)</w:t>
             </w:r>
           </w:p>
@@ -1632,7 +1650,6 @@
               <w:rPr>
                 <w:rFonts w:ascii="바탕체" w:eastAsia="바탕체" w:hAnsi="바탕체"/>
               </w:rPr>
-              <w:lastRenderedPageBreak/>
               <w:t>CCS (2021)</w:t>
             </w:r>
           </w:p>
@@ -1657,7 +1674,6 @@
               <w:rPr>
                 <w:rFonts w:ascii="바탕체" w:eastAsia="바탕체" w:hAnsi="바탕체"/>
               </w:rPr>
-              <w:lastRenderedPageBreak/>
               <w:t>Prediction, 데이터 흐름을 통해 명령어 간 데이터 흐름 관계를 학습하는 Def-Use Prediction을 사용해 사전 학습을 진행했다. 내부 평가로는 이상치 탐지, 기본 블록 유사성 검색을, 외부 평가로는 바이너리 코드 유사성 탐지, 함수 원형 추론, 메모리 영역 분석을 활용했다. 이는 기존 임베딩 방법에 비해 높은 정확도를 보였다. 따라서 PalmTree는 기존 임베딩 방법의 한계를 극복하고, 바이너리 분석에 유용한 명령어 임베딩 방법을 제안했다. 뿐만 아니라 소스 코드와 사전 학습 모델을 공개하여 다른 연구에 사용될 수 있도록 했다.</w:t>
             </w:r>
           </w:p>
@@ -1677,14 +1693,12 @@
               <w:rPr>
                 <w:rFonts w:ascii="바탕체" w:eastAsia="바탕체" w:hAnsi="바탕체"/>
               </w:rPr>
-              <w:lastRenderedPageBreak/>
               <w:t xml:space="preserve">이 논문에서 제시한 임베딩 방안은 딥러닝 모델이 바이너리 코드를 더 잘 학습할 수 있게 </w:t>
             </w:r>
             <w:r>
               <w:rPr>
                 <w:rFonts w:ascii="바탕체" w:eastAsia="바탕체" w:hAnsi="바탕체"/>
               </w:rPr>
-              <w:lastRenderedPageBreak/>
               <w:t xml:space="preserve">해준다. 그러나 Bert 기반의 transformer 네트워크를 사용하였기 때문에, 기존의 다른 모델보다 계산량이 많아 속도가 느리다는 문제가 있다. </w:t>
             </w:r>
           </w:p>
@@ -1692,7 +1706,7 @@
       </w:tr>
       <w:tr>
         <w:trPr>
-          <w:trHeight w:val="274"/>
+          <w:trHeight w:val="274" w:hRule="atLeast"/>
         </w:trPr>
         <w:tc>
           <w:tcPr>
@@ -1708,7 +1722,6 @@
               <w:rPr>
                 <w:rFonts w:ascii="바탕체" w:eastAsia="바탕체" w:hAnsi="바탕체" w:hint="eastAsia"/>
               </w:rPr>
-              <w:lastRenderedPageBreak/>
               <w:t>3</w:t>
             </w:r>
           </w:p>
@@ -1727,7 +1740,7 @@
             <w:r>
               <w:rPr>
                 <w:rFonts w:ascii="바탕체" w:eastAsia="바탕체" w:hAnsi="바탕체"/>
-                <w:color w:val="000000" w:themeColor="text1"/>
+                <w:color w:val="000000"/>
               </w:rPr>
               <w:t>Deobfuscating virtualized malware using Hex-Rays Decompiler</w:t>
             </w:r>
@@ -1747,23 +1760,21 @@
             <w:r>
               <w:rPr>
                 <w:rFonts w:ascii="바탕체" w:eastAsia="바탕체" w:hAnsi="바탕체"/>
-                <w:color w:val="000000" w:themeColor="text1"/>
+                <w:color w:val="000000"/>
               </w:rPr>
               <w:t xml:space="preserve">Virus Bulletin </w:t>
             </w:r>
-            <w:proofErr w:type="gramStart"/>
-            <w:r>
-              <w:rPr>
-                <w:rFonts w:ascii="바탕체" w:eastAsia="바탕체" w:hAnsi="바탕체"/>
-                <w:color w:val="000000" w:themeColor="text1"/>
+            <w:r>
+              <w:rPr>
+                <w:rFonts w:ascii="바탕체" w:eastAsia="바탕체" w:hAnsi="바탕체"/>
+                <w:color w:val="000000"/>
               </w:rPr>
               <w:t>Conference(</w:t>
             </w:r>
-            <w:proofErr w:type="gramEnd"/>
-            <w:r>
-              <w:rPr>
-                <w:rFonts w:ascii="바탕체" w:eastAsia="바탕체" w:hAnsi="바탕체"/>
-                <w:color w:val="000000" w:themeColor="text1"/>
+            <w:r>
+              <w:rPr>
+                <w:rFonts w:ascii="바탕체" w:eastAsia="바탕체" w:hAnsi="바탕체"/>
+                <w:color w:val="000000"/>
               </w:rPr>
               <w:t>2023)</w:t>
             </w:r>
@@ -1782,91 +1793,91 @@
             <w:r>
               <w:rPr>
                 <w:rFonts w:ascii="바탕체" w:eastAsia="바탕체" w:hAnsi="바탕체" w:hint="eastAsia"/>
-                <w:color w:val="000000" w:themeColor="text1"/>
+                <w:color w:val="000000"/>
               </w:rPr>
               <w:t xml:space="preserve">가상화 난독화 된 코드를 역난독화 하는 방법으로 독립적인 도구 대신 </w:t>
             </w:r>
             <w:r>
               <w:rPr>
                 <w:rFonts w:ascii="바탕체" w:eastAsia="바탕체" w:hAnsi="바탕체"/>
-                <w:color w:val="000000" w:themeColor="text1"/>
+                <w:color w:val="000000"/>
               </w:rPr>
               <w:t>IDA Pro, Hex_rays Dccompiler</w:t>
             </w:r>
             <w:r>
               <w:rPr>
                 <w:rFonts w:ascii="바탕체" w:eastAsia="바탕체" w:hAnsi="바탕체" w:hint="eastAsia"/>
-                <w:color w:val="000000" w:themeColor="text1"/>
+                <w:color w:val="000000"/>
               </w:rPr>
               <w:t xml:space="preserve">를 사용하여 가상화된 코드를 역난독화하는 새로운 접근 방식을 제시. </w:t>
             </w:r>
             <w:r>
               <w:rPr>
                 <w:rFonts w:ascii="바탕체" w:eastAsia="바탕체" w:hAnsi="바탕체"/>
-                <w:color w:val="000000" w:themeColor="text1"/>
+                <w:color w:val="000000"/>
               </w:rPr>
               <w:t>FinSpy VM</w:t>
             </w:r>
             <w:r>
               <w:rPr>
                 <w:rFonts w:ascii="바탕체" w:eastAsia="바탕체" w:hAnsi="바탕체" w:hint="eastAsia"/>
-                <w:color w:val="000000" w:themeColor="text1"/>
+                <w:color w:val="000000"/>
               </w:rPr>
               <w:t xml:space="preserve">을 통한 난독화된 코드에 대하여 </w:t>
             </w:r>
             <w:r>
               <w:rPr>
                 <w:rFonts w:ascii="바탕체" w:eastAsia="바탕체" w:hAnsi="바탕체"/>
-                <w:color w:val="000000" w:themeColor="text1"/>
+                <w:color w:val="000000"/>
               </w:rPr>
               <w:t>IDA SDK</w:t>
             </w:r>
             <w:r>
               <w:rPr>
                 <w:rFonts w:ascii="바탕체" w:eastAsia="바탕체" w:hAnsi="바탕체" w:hint="eastAsia"/>
-                <w:color w:val="000000" w:themeColor="text1"/>
+                <w:color w:val="000000"/>
               </w:rPr>
               <w:t xml:space="preserve">의 기능을 사용하여 역난독화를 자동화하고, 가상화된 코드를 </w:t>
             </w:r>
             <w:r>
               <w:rPr>
                 <w:rFonts w:ascii="바탕체" w:eastAsia="바탕체" w:hAnsi="바탕체"/>
-                <w:color w:val="000000" w:themeColor="text1"/>
+                <w:color w:val="000000"/>
               </w:rPr>
               <w:t>x86</w:t>
             </w:r>
             <w:r>
               <w:rPr>
                 <w:rFonts w:ascii="바탕체" w:eastAsia="바탕체" w:hAnsi="바탕체" w:hint="eastAsia"/>
-                <w:color w:val="000000" w:themeColor="text1"/>
+                <w:color w:val="000000"/>
               </w:rPr>
               <w:t xml:space="preserve">아키텍처로 변환하는 방법을 설명한다. </w:t>
             </w:r>
             <w:r>
               <w:rPr>
                 <w:rFonts w:ascii="바탕체" w:eastAsia="바탕체" w:hAnsi="바탕체"/>
-                <w:color w:val="000000" w:themeColor="text1"/>
+                <w:color w:val="000000"/>
               </w:rPr>
               <w:t xml:space="preserve">Hex-Rays </w:t>
             </w:r>
             <w:r>
               <w:rPr>
                 <w:rFonts w:ascii="바탕체" w:eastAsia="바탕체" w:hAnsi="바탕체" w:hint="eastAsia"/>
-                <w:color w:val="000000" w:themeColor="text1"/>
+                <w:color w:val="000000"/>
               </w:rPr>
               <w:t xml:space="preserve">마이크로코드를 사용하여 변환된 어심블리 코드를 </w:t>
             </w:r>
             <w:r>
               <w:rPr>
                 <w:rFonts w:ascii="바탕체" w:eastAsia="바탕체" w:hAnsi="바탕체"/>
-                <w:color w:val="000000" w:themeColor="text1"/>
+                <w:color w:val="000000"/>
               </w:rPr>
               <w:t>C</w:t>
             </w:r>
             <w:r>
               <w:rPr>
                 <w:rFonts w:ascii="바탕체" w:eastAsia="바탕체" w:hAnsi="바탕체" w:hint="eastAsia"/>
-                <w:color w:val="000000" w:themeColor="text1"/>
+                <w:color w:val="000000"/>
               </w:rPr>
               <w:t>로 디컴파일 하여 역난독화된 코드를 얻는 방법을 제시한다.</w:t>
             </w:r>
@@ -1881,27 +1892,27 @@
             <w:pPr>
               <w:rPr>
                 <w:rFonts w:ascii="바탕체" w:eastAsia="바탕체" w:hAnsi="바탕체"/>
-                <w:color w:val="000000" w:themeColor="text1"/>
-              </w:rPr>
-            </w:pPr>
-            <w:r>
-              <w:rPr>
-                <w:rFonts w:ascii="바탕체" w:eastAsia="바탕체" w:hAnsi="바탕체" w:hint="eastAsia"/>
-                <w:color w:val="000000" w:themeColor="text1"/>
+                <w:color w:val="000000"/>
+              </w:rPr>
+            </w:pPr>
+            <w:r>
+              <w:rPr>
+                <w:rFonts w:ascii="바탕체" w:eastAsia="바탕체" w:hAnsi="바탕체" w:hint="eastAsia"/>
+                <w:color w:val="000000"/>
               </w:rPr>
               <w:t xml:space="preserve">가상 머신의 내부 동작을 이해하고, 이를 </w:t>
             </w:r>
             <w:r>
               <w:rPr>
                 <w:rFonts w:ascii="바탕체" w:eastAsia="바탕체" w:hAnsi="바탕체"/>
-                <w:color w:val="000000" w:themeColor="text1"/>
+                <w:color w:val="000000"/>
               </w:rPr>
               <w:t>x86</w:t>
             </w:r>
             <w:r>
               <w:rPr>
                 <w:rFonts w:ascii="바탕체" w:eastAsia="바탕체" w:hAnsi="바탕체" w:hint="eastAsia"/>
-                <w:color w:val="000000" w:themeColor="text1"/>
+                <w:color w:val="000000"/>
               </w:rPr>
               <w:t>과 같은 잘 알려진 아키텍처로 변환하는 것은 상당한 역공학과 분석이 필요하다.</w:t>
             </w:r>
@@ -1910,20 +1921,20 @@
             <w:pPr>
               <w:rPr>
                 <w:rFonts w:ascii="바탕체" w:eastAsia="바탕체" w:hAnsi="바탕체"/>
-                <w:color w:val="000000" w:themeColor="text1"/>
-              </w:rPr>
-            </w:pPr>
-            <w:r>
-              <w:rPr>
-                <w:rFonts w:ascii="바탕체" w:eastAsia="바탕체" w:hAnsi="바탕체"/>
-                <w:color w:val="000000" w:themeColor="text1"/>
+                <w:color w:val="000000"/>
+              </w:rPr>
+            </w:pPr>
+            <w:r>
+              <w:rPr>
+                <w:rFonts w:ascii="바탕체" w:eastAsia="바탕체" w:hAnsi="바탕체"/>
+                <w:color w:val="000000"/>
               </w:rPr>
               <w:t>Hex-Rays Decompiler</w:t>
             </w:r>
             <w:r>
               <w:rPr>
                 <w:rFonts w:ascii="바탕체" w:eastAsia="바탕체" w:hAnsi="바탕체" w:hint="eastAsia"/>
-                <w:color w:val="000000" w:themeColor="text1"/>
+                <w:color w:val="000000"/>
               </w:rPr>
               <w:t>를 사용하여 코드 최적화를 수행하지만, 모든 경우세ㅓ 최적화가 효과적이지 않을 수 있다.</w:t>
             </w:r>
@@ -1937,7 +1948,7 @@
             <w:r>
               <w:rPr>
                 <w:rFonts w:ascii="바탕체" w:eastAsia="바탕체" w:hAnsi="바탕체" w:hint="eastAsia"/>
-                <w:color w:val="000000" w:themeColor="text1"/>
+                <w:color w:val="000000"/>
               </w:rPr>
               <w:t>다른 가상머신에서 역난독화 기법이 적용될지는 명확히 알 수 없다.</w:t>
             </w:r>
@@ -1946,7 +1957,7 @@
       </w:tr>
       <w:tr>
         <w:trPr>
-          <w:trHeight w:val="274"/>
+          <w:trHeight w:val="274" w:hRule="atLeast"/>
         </w:trPr>
         <w:tc>
           <w:tcPr>
@@ -1975,7 +1986,7 @@
             <w:pPr>
               <w:rPr>
                 <w:rFonts w:ascii="바탕체" w:eastAsia="바탕체" w:hAnsi="바탕체"/>
-                <w:color w:val="000000" w:themeColor="text1"/>
+                <w:color w:val="000000"/>
               </w:rPr>
             </w:pPr>
             <w:r>
@@ -1995,7 +2006,7 @@
             <w:pPr>
               <w:rPr>
                 <w:rFonts w:ascii="바탕체" w:eastAsia="바탕체" w:hAnsi="바탕체"/>
-                <w:color w:val="000000" w:themeColor="text1"/>
+                <w:color w:val="000000"/>
               </w:rPr>
             </w:pPr>
             <w:r>
@@ -2004,7 +2015,6 @@
               </w:rPr>
               <w:t xml:space="preserve">USENIX Security </w:t>
             </w:r>
-            <w:proofErr w:type="gramStart"/>
             <w:r>
               <w:rPr>
                 <w:rFonts w:ascii="Segoe UI" w:hAnsi="Segoe UI" w:cs="Segoe UI"/>
@@ -2017,7 +2027,6 @@
               </w:rPr>
               <w:t>(</w:t>
             </w:r>
-            <w:proofErr w:type="gramEnd"/>
             <w:r>
               <w:rPr>
                 <w:rFonts w:ascii="Segoe UI" w:hAnsi="Segoe UI" w:cs="Segoe UI" w:hint="eastAsia"/>
@@ -2034,7 +2043,7 @@
             <w:pPr>
               <w:rPr>
                 <w:rFonts w:ascii="바탕체" w:eastAsia="바탕체" w:hAnsi="바탕체" w:hint="eastAsia"/>
-                <w:color w:val="000000" w:themeColor="text1"/>
+                <w:color w:val="000000"/>
               </w:rPr>
             </w:pPr>
             <w:r>
@@ -2084,7 +2093,7 @@
             <w:pPr>
               <w:rPr>
                 <w:rFonts w:ascii="바탕체" w:eastAsia="바탕체" w:hAnsi="바탕체" w:hint="eastAsia"/>
-                <w:color w:val="000000" w:themeColor="text1"/>
+                <w:color w:val="000000"/>
               </w:rPr>
             </w:pPr>
             <w:r>
@@ -2116,7 +2125,7 @@
       </w:tr>
       <w:tr>
         <w:trPr>
-          <w:trHeight w:val="274"/>
+          <w:trHeight w:val="274" w:hRule="atLeast"/>
         </w:trPr>
         <w:tc>
           <w:tcPr>
@@ -2130,9 +2139,11 @@
             </w:pPr>
             <w:r>
               <w:rPr>
-                <w:rFonts w:ascii="바탕체" w:eastAsia="바탕체" w:hAnsi="바탕체" w:hint="eastAsia"/>
-              </w:rPr>
-              <w:t>3</w:t>
+                <w:lang w:eastAsia="ko-KR"/>
+                <w:rFonts w:ascii="바탕체" w:eastAsia="바탕체" w:hAnsi="바탕체" w:hint="eastAsia"/>
+                <w:rtl w:val="off"/>
+              </w:rPr>
+              <w:t>5</w:t>
             </w:r>
           </w:p>
         </w:tc>
@@ -2175,7 +2186,6 @@
               <w:rPr>
                 <w:rFonts w:ascii="바탕체" w:eastAsia="바탕체" w:hAnsi="바탕체" w:hint="eastAsia"/>
               </w:rPr>
-              <w:lastRenderedPageBreak/>
               <w:t>이용한 우회 방안</w:t>
             </w:r>
           </w:p>
@@ -2191,15 +2201,12 @@
                 <w:rFonts w:ascii="Segoe UI" w:hAnsi="Segoe UI" w:cs="Segoe UI"/>
               </w:rPr>
             </w:pPr>
-            <w:proofErr w:type="gramStart"/>
-            <w:r>
-              <w:rPr>
-                <w:rFonts w:ascii="바탕체" w:eastAsia="바탕체" w:hAnsi="바탕체"/>
-              </w:rPr>
-              <w:lastRenderedPageBreak/>
+            <w:r>
+              <w:rPr>
+                <w:rFonts w:ascii="바탕체" w:eastAsia="바탕체" w:hAnsi="바탕체"/>
+              </w:rPr>
               <w:t>KTCCS(</w:t>
             </w:r>
-            <w:proofErr w:type="gramEnd"/>
             <w:r>
               <w:rPr>
                 <w:rFonts w:ascii="바탕체" w:eastAsia="바탕체" w:hAnsi="바탕체"/>
@@ -2252,7 +2259,6 @@
               <w:rPr>
                 <w:rFonts w:ascii="바탕체" w:eastAsia="바탕체" w:hAnsi="바탕체" w:hint="eastAsia"/>
               </w:rPr>
-              <w:lastRenderedPageBreak/>
               <w:t xml:space="preserve">파일을 </w:t>
             </w:r>
             <w:r>
@@ -2296,7 +2302,6 @@
               <w:rPr>
                 <w:rFonts w:ascii="바탕체" w:eastAsia="바탕체" w:hAnsi="바탕체" w:hint="eastAsia"/>
               </w:rPr>
-              <w:lastRenderedPageBreak/>
               <w:t xml:space="preserve">이 논문에서 제시한 우회 방안은 </w:t>
             </w:r>
             <w:r>
@@ -2315,7 +2320,6 @@
               <w:rPr>
                 <w:rFonts w:ascii="바탕체" w:eastAsia="바탕체" w:hAnsi="바탕체" w:hint="eastAsia"/>
               </w:rPr>
-              <w:lastRenderedPageBreak/>
               <w:t>도 적용이 가능한지 확인이 필요합니다.</w:t>
             </w:r>
           </w:p>
@@ -2350,26 +2354,25 @@
     <w:p>
       <w:pPr>
         <w:pStyle w:val="10"/>
-        <w:spacing w:before="540" w:after="360"/>
+        <w:spacing w:after="360" w:before="540"/>
         <w:rPr>
           <w:rFonts w:ascii="바탕체" w:eastAsia="바탕체" w:hAnsi="바탕체"/>
           <w:szCs w:val="40"/>
         </w:rPr>
       </w:pPr>
-      <w:bookmarkStart w:id="1" w:name="_Toc192581444"/>
+      <w:bookmarkStart w:id="2" w:name="_Toc192581444"/>
       <w:r>
         <w:rPr>
           <w:rFonts w:ascii="바탕체" w:eastAsia="바탕체" w:hAnsi="바탕체"/>
           <w:szCs w:val="40"/>
         </w:rPr>
-        <w:lastRenderedPageBreak/>
         <w:t>Limitations and Research Gaps</w:t>
       </w:r>
-      <w:bookmarkEnd w:id="1"/>
+      <w:bookmarkEnd w:id="2"/>
     </w:p>
     <w:tbl>
       <w:tblPr>
-        <w:tblpPr w:leftFromText="142" w:rightFromText="142" w:vertAnchor="text" w:tblpY="1"/>
+        <w:tblpPr w:leftFromText="142" w:rightFromText="142" w:vertAnchor="text" w:horzAnchor="text" w:tblpY="1"/>
         <w:tblOverlap w:val="never"/>
         <w:tblW w:w="0" w:type="auto"/>
         <w:tblBorders>
@@ -2493,7 +2496,7 @@
       </w:tr>
       <w:tr>
         <w:trPr>
-          <w:trHeight w:val="925"/>
+          <w:trHeight w:val="925" w:hRule="atLeast"/>
         </w:trPr>
         <w:tc>
           <w:tcPr>
@@ -2523,35 +2526,6 @@
           <w:p>
             <w:pPr>
               <w:rPr>
-                <w:rFonts w:ascii="바탕체" w:eastAsia="바탕체" w:hAnsi="바탕체"/>
-                <w:color w:val="0070C0"/>
-              </w:rPr>
-            </w:pPr>
-            <w:r>
-              <w:rPr>
-                <w:rFonts w:ascii="바탕체" w:eastAsia="바탕체" w:hAnsi="바탕체" w:hint="eastAsia"/>
-                <w:color w:val="0070C0"/>
-              </w:rPr>
-              <w:t xml:space="preserve">논문 </w:t>
-            </w:r>
-            <w:r>
-              <w:rPr>
-                <w:rFonts w:ascii="바탕체" w:eastAsia="바탕체" w:hAnsi="바탕체"/>
-                <w:color w:val="0070C0"/>
-              </w:rPr>
-              <w:t>A(</w:t>
-            </w:r>
-            <w:r>
-              <w:rPr>
-                <w:rFonts w:ascii="바탕체" w:eastAsia="바탕체" w:hAnsi="바탕체" w:hint="eastAsia"/>
-                <w:color w:val="0070C0"/>
-              </w:rPr>
-              <w:t>저자, 연도)</w:t>
-            </w:r>
-          </w:p>
-          <w:p>
-            <w:pPr>
-              <w:rPr>
                 <w:rFonts w:ascii="바탕체" w:eastAsia="바탕체" w:hAnsi="바탕체" w:cs="바탕체"/>
                 <w:color w:val="000000"/>
               </w:rPr>
@@ -2595,22 +2569,6 @@
             </w:pPr>
             <w:r>
               <w:rPr>
-                <w:rFonts w:ascii="바탕체" w:eastAsia="바탕체" w:hAnsi="바탕체"/>
-                <w:color w:val="0070C0"/>
-              </w:rPr>
-              <w:t>기존 연구의 주요 한계점을 분석 (제한점, 문제점, 실험 조건 등)</w:t>
-            </w:r>
-          </w:p>
-          <w:p>
-            <w:pPr>
-              <w:jc w:val="left"/>
-              <w:rPr>
-                <w:rFonts w:ascii="바탕체" w:eastAsia="바탕체" w:hAnsi="바탕체"/>
-                <w:color w:val="0070C0"/>
-              </w:rPr>
-            </w:pPr>
-            <w:r>
-              <w:rPr>
                 <w:rFonts w:ascii="바탕체" w:eastAsia="바탕체" w:hAnsi="바탕체" w:cs="바탕체"/>
                 <w:color w:val="000000"/>
               </w:rPr>
@@ -2626,7 +2584,6 @@
               <w:rPr>
                 <w:rFonts w:ascii="바탕체" w:eastAsia="바탕체" w:hAnsi="바탕체" w:cs="바탕체"/>
               </w:rPr>
-              <w:lastRenderedPageBreak/>
               <w:t>고가 되었지만, 난독화 성능에 대한 객관적인 지표는 확인할 수 없었다.</w:t>
             </w:r>
           </w:p>
@@ -2635,23 +2592,6 @@
           <w:tcPr>
             <w:tcW w:w="3828" w:type="dxa"/>
           </w:tcPr>
-          <w:p>
-            <w:pPr>
-              <w:jc w:val="left"/>
-              <w:rPr>
-                <w:rFonts w:ascii="바탕체" w:eastAsia="바탕체" w:hAnsi="바탕체"/>
-                <w:color w:val="0070C0"/>
-              </w:rPr>
-            </w:pPr>
-            <w:r>
-              <w:rPr>
-                <w:rFonts w:ascii="바탕체" w:eastAsia="바탕체" w:hAnsi="바탕체"/>
-                <w:color w:val="0070C0"/>
-              </w:rPr>
-              <w:lastRenderedPageBreak/>
-              <w:t>해결되지 않은 문제를 보완하기 위해 필요한 연구 방향 제시</w:t>
-            </w:r>
-          </w:p>
           <w:p>
             <w:pPr>
               <w:jc w:val="left"/>
@@ -2674,38 +2614,6 @@
             <w:tcW w:w="4536" w:type="dxa"/>
             <w:shd w:val="clear" w:color="auto" w:fill="auto"/>
           </w:tcPr>
-          <w:p>
-            <w:pPr>
-              <w:jc w:val="left"/>
-              <w:rPr>
-                <w:rFonts w:ascii="바탕체" w:eastAsia="바탕체" w:hAnsi="바탕체"/>
-                <w:color w:val="0070C0"/>
-              </w:rPr>
-            </w:pPr>
-            <w:r>
-              <w:rPr>
-                <w:rFonts w:ascii="바탕체" w:eastAsia="바탕체" w:hAnsi="바탕체"/>
-                <w:color w:val="0070C0"/>
-              </w:rPr>
-              <w:t>본 연구가 어떻게 기존 연구의 한계를 해결하는지 구체적으로 설명</w:t>
-            </w:r>
-          </w:p>
-          <w:p>
-            <w:pPr>
-              <w:jc w:val="left"/>
-              <w:rPr>
-                <w:rFonts w:ascii="바탕체" w:eastAsia="바탕체" w:hAnsi="바탕체"/>
-                <w:color w:val="0070C0"/>
-              </w:rPr>
-            </w:pPr>
-            <w:r>
-              <w:rPr>
-                <w:rFonts w:ascii="바탕체" w:eastAsia="바탕체" w:hAnsi="바탕체"/>
-                <w:color w:val="0070C0"/>
-              </w:rPr>
-              <w:t>연구 기여를 정량적/정성적으로 설명 (예: 성능 개선, 새로운 접근법 제안 등)</w:t>
-            </w:r>
-          </w:p>
           <w:p>
             <w:pPr>
               <w:jc w:val="left"/>
@@ -2726,7 +2634,7 @@
       </w:tr>
       <w:tr>
         <w:trPr>
-          <w:trHeight w:val="925"/>
+          <w:trHeight w:val="925" w:hRule="atLeast"/>
         </w:trPr>
         <w:tc>
           <w:tcPr>
@@ -2824,7 +2732,7 @@
       </w:tr>
       <w:tr>
         <w:trPr>
-          <w:trHeight w:val="925"/>
+          <w:trHeight w:val="925" w:hRule="atLeast"/>
         </w:trPr>
         <w:tc>
           <w:tcPr>
@@ -2858,30 +2766,28 @@
             <w:r>
               <w:rPr>
                 <w:rFonts w:ascii="바탕체" w:eastAsia="바탕체" w:hAnsi="바탕체"/>
-                <w:color w:val="000000" w:themeColor="text1"/>
+                <w:color w:val="000000"/>
               </w:rPr>
               <w:t xml:space="preserve">Deobfuscating virtualized malware using Hex-Rays </w:t>
             </w:r>
-            <w:proofErr w:type="gramStart"/>
-            <w:r>
-              <w:rPr>
-                <w:rFonts w:ascii="바탕체" w:eastAsia="바탕체" w:hAnsi="바탕체"/>
-                <w:color w:val="000000" w:themeColor="text1"/>
+            <w:r>
+              <w:rPr>
+                <w:rFonts w:ascii="바탕체" w:eastAsia="바탕체" w:hAnsi="바탕체"/>
+                <w:color w:val="000000"/>
               </w:rPr>
               <w:t>Decompiler</w:t>
             </w:r>
             <w:r>
               <w:rPr>
                 <w:rFonts w:ascii="바탕체" w:eastAsia="바탕체" w:hAnsi="바탕체" w:hint="eastAsia"/>
-                <w:color w:val="000000" w:themeColor="text1"/>
+                <w:color w:val="000000"/>
               </w:rPr>
               <w:t>(</w:t>
             </w:r>
-            <w:proofErr w:type="gramEnd"/>
-            <w:r>
-              <w:rPr>
-                <w:rFonts w:ascii="바탕체" w:eastAsia="바탕체" w:hAnsi="바탕체"/>
-                <w:color w:val="000000" w:themeColor="text1"/>
+            <w:r>
+              <w:rPr>
+                <w:rFonts w:ascii="바탕체" w:eastAsia="바탕체" w:hAnsi="바탕체"/>
+                <w:color w:val="000000"/>
               </w:rPr>
               <w:t>Georgy Kucherin, 2021)</w:t>
             </w:r>
@@ -2896,27 +2802,27 @@
             <w:pPr>
               <w:rPr>
                 <w:rFonts w:ascii="바탕체" w:eastAsia="바탕체" w:hAnsi="바탕체"/>
-                <w:color w:val="000000" w:themeColor="text1"/>
-              </w:rPr>
-            </w:pPr>
-            <w:r>
-              <w:rPr>
-                <w:rFonts w:ascii="바탕체" w:eastAsia="바탕체" w:hAnsi="바탕체" w:hint="eastAsia"/>
-                <w:color w:val="000000" w:themeColor="text1"/>
+                <w:color w:val="000000"/>
+              </w:rPr>
+            </w:pPr>
+            <w:r>
+              <w:rPr>
+                <w:rFonts w:ascii="바탕체" w:eastAsia="바탕체" w:hAnsi="바탕체" w:hint="eastAsia"/>
+                <w:color w:val="000000"/>
               </w:rPr>
               <w:t xml:space="preserve">가상 머신의 내부 동작을 이해하고, 이를 </w:t>
             </w:r>
             <w:r>
               <w:rPr>
                 <w:rFonts w:ascii="바탕체" w:eastAsia="바탕체" w:hAnsi="바탕체"/>
-                <w:color w:val="000000" w:themeColor="text1"/>
+                <w:color w:val="000000"/>
               </w:rPr>
               <w:t>x86</w:t>
             </w:r>
             <w:r>
               <w:rPr>
                 <w:rFonts w:ascii="바탕체" w:eastAsia="바탕체" w:hAnsi="바탕체" w:hint="eastAsia"/>
-                <w:color w:val="000000" w:themeColor="text1"/>
+                <w:color w:val="000000"/>
               </w:rPr>
               <w:t>과 같은 잘 알려진 아키텍처로 변환하는 것은 상당한 역공학과 분석이 필요하다.</w:t>
             </w:r>
@@ -2925,34 +2831,34 @@
             <w:pPr>
               <w:rPr>
                 <w:rFonts w:ascii="바탕체" w:eastAsia="바탕체" w:hAnsi="바탕체"/>
-                <w:color w:val="000000" w:themeColor="text1"/>
-              </w:rPr>
-            </w:pPr>
-            <w:r>
-              <w:rPr>
-                <w:rFonts w:ascii="바탕체" w:eastAsia="바탕체" w:hAnsi="바탕체"/>
-                <w:color w:val="000000" w:themeColor="text1"/>
+                <w:color w:val="000000"/>
+              </w:rPr>
+            </w:pPr>
+            <w:r>
+              <w:rPr>
+                <w:rFonts w:ascii="바탕체" w:eastAsia="바탕체" w:hAnsi="바탕체"/>
+                <w:color w:val="000000"/>
               </w:rPr>
               <w:t>Hex-Rays Decompiler</w:t>
             </w:r>
             <w:r>
               <w:rPr>
                 <w:rFonts w:ascii="바탕체" w:eastAsia="바탕체" w:hAnsi="바탕체" w:hint="eastAsia"/>
-                <w:color w:val="000000" w:themeColor="text1"/>
+                <w:color w:val="000000"/>
               </w:rPr>
               <w:t>를 사용하여 코드 최적화를 수행하지만, 모든 경우</w:t>
             </w:r>
             <w:r>
               <w:rPr>
                 <w:rFonts w:ascii="바탕체" w:eastAsia="바탕체" w:hAnsi="바탕체" w:hint="eastAsia"/>
-                <w:color w:val="000000" w:themeColor="text1"/>
+                <w:color w:val="000000"/>
               </w:rPr>
               <w:t>에서</w:t>
             </w:r>
             <w:r>
               <w:rPr>
                 <w:rFonts w:ascii="바탕체" w:eastAsia="바탕체" w:hAnsi="바탕체" w:hint="eastAsia"/>
-                <w:color w:val="000000" w:themeColor="text1"/>
+                <w:color w:val="000000"/>
               </w:rPr>
               <w:t xml:space="preserve"> 최적화가 효과적이지 않을 수 있다.</w:t>
             </w:r>
@@ -2978,35 +2884,35 @@
             <w:r>
               <w:rPr>
                 <w:rFonts w:ascii="바탕체" w:eastAsia="바탕체" w:hAnsi="바탕체" w:hint="eastAsia"/>
-                <w:color w:val="000000" w:themeColor="text1"/>
+                <w:color w:val="000000"/>
               </w:rPr>
               <w:t xml:space="preserve">다양한 가상머신에 적용할 수 있는 역난독화 방법이 필요하다. </w:t>
             </w:r>
             <w:r>
               <w:rPr>
                 <w:rFonts w:ascii="바탕체" w:eastAsia="바탕체" w:hAnsi="바탕체"/>
-                <w:color w:val="000000" w:themeColor="text1"/>
+                <w:color w:val="000000"/>
               </w:rPr>
               <w:t>IDA Pro</w:t>
             </w:r>
             <w:r>
               <w:rPr>
                 <w:rFonts w:ascii="바탕체" w:eastAsia="바탕체" w:hAnsi="바탕체" w:hint="eastAsia"/>
-                <w:color w:val="000000" w:themeColor="text1"/>
+                <w:color w:val="000000"/>
               </w:rPr>
               <w:t xml:space="preserve">와 같은 기존의 독립적인 도구를 사용하여 코드르 해체하고 이를 </w:t>
             </w:r>
             <w:r>
               <w:rPr>
                 <w:rFonts w:ascii="바탕체" w:eastAsia="바탕체" w:hAnsi="바탕체"/>
-                <w:color w:val="000000" w:themeColor="text1"/>
+                <w:color w:val="000000"/>
               </w:rPr>
               <w:t>x86</w:t>
             </w:r>
             <w:r>
               <w:rPr>
                 <w:rFonts w:ascii="바탕체" w:eastAsia="바탕체" w:hAnsi="바탕체" w:hint="eastAsia"/>
-                <w:color w:val="000000" w:themeColor="text1"/>
+                <w:color w:val="000000"/>
               </w:rPr>
               <w:t>과 같은 잘 알려진 아키텍처로 변환하여 분석하는 방식이 있다.</w:t>
             </w:r>
@@ -3026,35 +2932,35 @@
             <w:r>
               <w:rPr>
                 <w:rFonts w:ascii="바탕체" w:eastAsia="바탕체" w:hAnsi="바탕체" w:hint="eastAsia"/>
-                <w:color w:val="000000" w:themeColor="text1"/>
+                <w:color w:val="000000"/>
               </w:rPr>
               <w:t xml:space="preserve">기존의 방법은 자동화가 부족하여, 분석 과정을 수동으로 하였기 때문에 오류 가능성과 분석 시간이 길었다.기존의 역난독화는 최적화된 코드를 생성하지 못하여, 분석자가 코드를 이해하기 여럽게 만들었다. 본 연구는 </w:t>
             </w:r>
             <w:r>
               <w:rPr>
                 <w:rFonts w:ascii="바탕체" w:eastAsia="바탕체" w:hAnsi="바탕체"/>
-                <w:color w:val="000000" w:themeColor="text1"/>
+                <w:color w:val="000000"/>
               </w:rPr>
               <w:t>IDA Pro</w:t>
             </w:r>
             <w:r>
               <w:rPr>
                 <w:rFonts w:ascii="바탕체" w:eastAsia="바탕체" w:hAnsi="바탕체" w:hint="eastAsia"/>
-                <w:color w:val="000000" w:themeColor="text1"/>
+                <w:color w:val="000000"/>
               </w:rPr>
               <w:t xml:space="preserve">와 </w:t>
             </w:r>
             <w:r>
               <w:rPr>
                 <w:rFonts w:ascii="바탕체" w:eastAsia="바탕체" w:hAnsi="바탕체"/>
-                <w:color w:val="000000" w:themeColor="text1"/>
+                <w:color w:val="000000"/>
               </w:rPr>
               <w:t>Hex-Rays Dcompiler</w:t>
             </w:r>
             <w:r>
               <w:rPr>
                 <w:rFonts w:ascii="바탕체" w:eastAsia="바탕체" w:hAnsi="바탕체" w:hint="eastAsia"/>
-                <w:color w:val="000000" w:themeColor="text1"/>
+                <w:color w:val="000000"/>
               </w:rPr>
               <w:t>를 활용하여 가상화된 코드를 역난독화하는 새로운 접근 방식을 제시하였다. 이는 분석 과정을 간소화하고, 더 나은 코드 품질을 제공한다.</w:t>
             </w:r>
@@ -3063,7 +2969,7 @@
       </w:tr>
       <w:tr>
         <w:trPr>
-          <w:trHeight w:val="925"/>
+          <w:trHeight w:val="925" w:hRule="atLeast"/>
         </w:trPr>
         <w:tc>
           <w:tcPr>
@@ -3077,9 +2983,11 @@
             </w:pPr>
             <w:r>
               <w:rPr>
-                <w:rFonts w:ascii="바탕체" w:eastAsia="바탕체" w:hAnsi="바탕체" w:hint="eastAsia"/>
-              </w:rPr>
-              <w:t>2</w:t>
+                <w:lang w:eastAsia="ko-KR"/>
+                <w:rFonts w:ascii="바탕체" w:eastAsia="바탕체" w:hAnsi="바탕체" w:hint="eastAsia"/>
+                <w:rtl w:val="off"/>
+              </w:rPr>
+              <w:t>4</w:t>
             </w:r>
           </w:p>
         </w:tc>
@@ -3092,7 +3000,7 @@
             <w:pPr>
               <w:rPr>
                 <w:rFonts w:ascii="바탕체" w:eastAsia="바탕체" w:hAnsi="바탕체"/>
-                <w:color w:val="000000" w:themeColor="text1"/>
+                <w:color w:val="000000"/>
               </w:rPr>
             </w:pPr>
             <w:r>
@@ -3107,14 +3015,12 @@
               </w:rPr>
               <w:t xml:space="preserve"> </w:t>
             </w:r>
-            <w:proofErr w:type="gramStart"/>
             <w:r>
               <w:rPr>
                 <w:rFonts w:ascii="바탕체" w:eastAsia="바탕체" w:hAnsi="바탕체"/>
               </w:rPr>
               <w:t>KTCCS(</w:t>
             </w:r>
-            <w:proofErr w:type="gramEnd"/>
             <w:r>
               <w:rPr>
                 <w:rFonts w:ascii="바탕체" w:eastAsia="바탕체" w:hAnsi="바탕체"/>
@@ -3132,7 +3038,7 @@
             <w:pPr>
               <w:rPr>
                 <w:rFonts w:ascii="바탕체" w:eastAsia="바탕체" w:hAnsi="바탕체" w:hint="eastAsia"/>
-                <w:color w:val="000000" w:themeColor="text1"/>
+                <w:color w:val="000000"/>
               </w:rPr>
             </w:pPr>
             <w:r>
@@ -3187,7 +3093,6 @@
               <w:rPr>
                 <w:rFonts w:ascii="바탕체" w:eastAsia="바탕체" w:hAnsi="바탕체" w:hint="eastAsia"/>
               </w:rPr>
-              <w:lastRenderedPageBreak/>
               <w:t>연구가 필요하다.</w:t>
             </w:r>
           </w:p>
@@ -3200,14 +3105,13 @@
             <w:pPr>
               <w:rPr>
                 <w:rFonts w:ascii="바탕체" w:eastAsia="바탕체" w:hAnsi="바탕체" w:hint="eastAsia"/>
-                <w:color w:val="000000" w:themeColor="text1"/>
-              </w:rPr>
-            </w:pPr>
-            <w:r>
-              <w:rPr>
-                <w:rFonts w:ascii="바탕체" w:eastAsia="바탕체" w:hAnsi="바탕체"/>
-              </w:rPr>
-              <w:lastRenderedPageBreak/>
+                <w:color w:val="000000"/>
+              </w:rPr>
+            </w:pPr>
+            <w:r>
+              <w:rPr>
+                <w:rFonts w:ascii="바탕체" w:eastAsia="바탕체" w:hAnsi="바탕체"/>
+              </w:rPr>
               <w:t>LOKI</w:t>
             </w:r>
             <w:r>
@@ -3239,7 +3143,7 @@
             <w:pPr>
               <w:rPr>
                 <w:rFonts w:ascii="바탕체" w:eastAsia="바탕체" w:hAnsi="바탕체" w:hint="eastAsia"/>
-                <w:color w:val="000000" w:themeColor="text1"/>
+                <w:color w:val="000000"/>
               </w:rPr>
             </w:pPr>
             <w:r>
@@ -3289,7 +3193,7 @@
       </w:tr>
       <w:tr>
         <w:trPr>
-          <w:trHeight w:val="925"/>
+          <w:trHeight w:val="925" w:hRule="atLeast"/>
         </w:trPr>
         <w:tc>
           <w:tcPr>
@@ -3584,36 +3488,17 @@
       </w:pPr>
     </w:p>
     <w:sectPr>
-      <w:pgSz w:w="16838" w:h="11906" w:orient="landscape" w:code="9"/>
+      <w:pgSz w:w="16838" w:h="11906" w:code="9" w:orient="landscape"/>
       <w:pgMar w:top="720" w:right="720" w:bottom="720" w:left="720" w:header="851" w:footer="992" w:gutter="0"/>
       <w:cols w:space="720"/>
-      <w:docGrid w:type="lines" w:linePitch="360"/>
+      <w:docGrid w:linePitch="360" w:type="lines"/>
     </w:sectPr>
   </w:body>
 </w:document>
 </file>
 
-<file path=word/endnotes.xml><?xml version="1.0" encoding="utf-8"?>
-<w:endnotes xmlns:wpc="http://schemas.microsoft.com/office/word/2010/wordprocessingCanvas" xmlns:cx="http://schemas.microsoft.com/office/drawing/2014/chartex" xmlns:cx1="http://schemas.microsoft.com/office/drawing/2015/9/8/chartex" xmlns:cx2="http://schemas.microsoft.com/office/drawing/2015/10/21/chartex" xmlns:cx3="http://schemas.microsoft.com/office/drawing/2016/5/9/chartex" xmlns:cx4="http://schemas.microsoft.com/office/drawing/2016/5/10/chartex" xmlns:cx5="http://schemas.microsoft.com/office/drawing/2016/5/11/chartex" xmlns:cx6="http://schemas.microsoft.com/office/drawing/2016/5/12/chartex" xmlns:cx7="http://schemas.microsoft.com/office/drawing/2016/5/13/chartex" xmlns:cx8="http://schemas.microsoft.com/office/drawing/2016/5/14/chartex" xmlns:mc="http://schemas.openxmlformats.org/markup-compatibility/2006" xmlns:aink="http://schemas.microsoft.com/office/drawing/2016/ink" xmlns:am3d="http://schemas.microsoft.com/office/drawing/2017/model3d" xmlns:o="urn:schemas-microsoft-com:office:office" xmlns:oel="http://schemas.microsoft.com/office/2019/extlst" xmlns:r="http://schemas.openxmlformats.org/officeDocument/2006/relationships" xmlns:m="http://schemas.openxmlformats.org/officeDocument/2006/math" xmlns:v="urn:schemas-microsoft-com:vml" xmlns:wp14="http://schemas.microsoft.com/office/word/2010/wordprocessingDrawing" xmlns:wp="http://schemas.openxmlformats.org/drawingml/2006/wordprocessingDrawing" xmlns:w10="urn:schemas-microsoft-com:office:word" xmlns:w="http://schemas.openxmlformats.org/wordprocessingml/2006/main" xmlns:w14="http://schemas.microsoft.com/office/word/2010/wordml" xmlns:w15="http://schemas.microsoft.com/office/word/2012/wordml" xmlns:w16cex="http://schemas.microsoft.com/office/word/2018/wordml/cex" xmlns:w16cid="http://schemas.microsoft.com/office/word/2016/wordml/cid" xmlns:w16="http://schemas.microsoft.com/office/word/2018/wordml" xmlns:w16du="http://schemas.microsoft.com/office/word/2023/wordml/word16du" xmlns:w16sdtdh="http://schemas.microsoft.com/office/word/2020/wordml/sdtdatahash" xmlns:w16sdtfl="http://schemas.microsoft.com/office/word/2024/wordml/sdtformatlock" xmlns:w16se="http://schemas.microsoft.com/office/word/2015/wordml/symex" xmlns:wpg="http://schemas.microsoft.com/office/word/2010/wordprocessingGroup" xmlns:wpi="http://schemas.microsoft.com/office/word/2010/wordprocessingInk" xmlns:wne="http://schemas.microsoft.com/office/word/2006/wordml" xmlns:wps="http://schemas.microsoft.com/office/word/2010/wordprocessingShape" mc:Ignorable="w14 w15 w16se w16cid w16 w16cex w16sdtdh w16sdtfl w16du wp14">
-  <w:endnote w:type="separator" w:id="-1">
-    <w:p>
-      <w:r>
-        <w:separator/>
-      </w:r>
-    </w:p>
-  </w:endnote>
-  <w:endnote w:type="continuationSeparator" w:id="0">
-    <w:p>
-      <w:r>
-        <w:continuationSeparator/>
-      </w:r>
-    </w:p>
-  </w:endnote>
-</w:endnotes>
-</file>
-
 <file path=word/footer1.xml><?xml version="1.0" encoding="utf-8"?>
-<w:ftr xmlns:wpc="http://schemas.microsoft.com/office/word/2010/wordprocessingCanvas" xmlns:cx="http://schemas.microsoft.com/office/drawing/2014/chartex" xmlns:cx1="http://schemas.microsoft.com/office/drawing/2015/9/8/chartex" xmlns:cx2="http://schemas.microsoft.com/office/drawing/2015/10/21/chartex" xmlns:cx3="http://schemas.microsoft.com/office/drawing/2016/5/9/chartex" xmlns:cx4="http://schemas.microsoft.com/office/drawing/2016/5/10/chartex" xmlns:cx5="http://schemas.microsoft.com/office/drawing/2016/5/11/chartex" xmlns:cx6="http://schemas.microsoft.com/office/drawing/2016/5/12/chartex" xmlns:cx7="http://schemas.microsoft.com/office/drawing/2016/5/13/chartex" xmlns:cx8="http://schemas.microsoft.com/office/drawing/2016/5/14/chartex" xmlns:mc="http://schemas.openxmlformats.org/markup-compatibility/2006" xmlns:aink="http://schemas.microsoft.com/office/drawing/2016/ink" xmlns:am3d="http://schemas.microsoft.com/office/drawing/2017/model3d" xmlns:o="urn:schemas-microsoft-com:office:office" xmlns:oel="http://schemas.microsoft.com/office/2019/extlst" xmlns:r="http://schemas.openxmlformats.org/officeDocument/2006/relationships" xmlns:m="http://schemas.openxmlformats.org/officeDocument/2006/math" xmlns:v="urn:schemas-microsoft-com:vml" xmlns:wp14="http://schemas.microsoft.com/office/word/2010/wordprocessingDrawing" xmlns:wp="http://schemas.openxmlformats.org/drawingml/2006/wordprocessingDrawing" xmlns:w10="urn:schemas-microsoft-com:office:word" xmlns:w="http://schemas.openxmlformats.org/wordprocessingml/2006/main" xmlns:w14="http://schemas.microsoft.com/office/word/2010/wordml" xmlns:w15="http://schemas.microsoft.com/office/word/2012/wordml" xmlns:w16cex="http://schemas.microsoft.com/office/word/2018/wordml/cex" xmlns:w16cid="http://schemas.microsoft.com/office/word/2016/wordml/cid" xmlns:w16="http://schemas.microsoft.com/office/word/2018/wordml" xmlns:w16du="http://schemas.microsoft.com/office/word/2023/wordml/word16du" xmlns:w16sdtdh="http://schemas.microsoft.com/office/word/2020/wordml/sdtdatahash" xmlns:w16sdtfl="http://schemas.microsoft.com/office/word/2024/wordml/sdtformatlock" xmlns:w16se="http://schemas.microsoft.com/office/word/2015/wordml/symex" xmlns:wpg="http://schemas.microsoft.com/office/word/2010/wordprocessingGroup" xmlns:wpi="http://schemas.microsoft.com/office/word/2010/wordprocessingInk" xmlns:wne="http://schemas.microsoft.com/office/word/2006/wordml" xmlns:wps="http://schemas.microsoft.com/office/word/2010/wordprocessingShape" mc:Ignorable="w14 w15 w16se w16cid w16 w16cex w16sdtdh w16sdtfl w16du wp14">
+<w:ftr xmlns:wpc="http://schemas.microsoft.com/office/word/2010/wordprocessingCanvas" xmlns:mc="http://schemas.openxmlformats.org/markup-compatibility/2006" xmlns:o="urn:schemas-microsoft-com:office:office" xmlns:r="http://schemas.openxmlformats.org/officeDocument/2006/relationships" xmlns:m="http://schemas.openxmlformats.org/officeDocument/2006/math" xmlns:v="urn:schemas-microsoft-com:vml" xmlns:wp14="http://schemas.microsoft.com/office/word/2010/wordprocessingDrawing" xmlns:wp="http://schemas.openxmlformats.org/drawingml/2006/wordprocessingDrawing" xmlns:w10="urn:schemas-microsoft-com:office:word" xmlns:w="http://schemas.openxmlformats.org/wordprocessingml/2006/main" xmlns:w14="http://schemas.microsoft.com/office/word/2010/wordml" xmlns:w15="http://schemas.microsoft.com/office/word/2012/wordml" xmlns:wpg="http://schemas.microsoft.com/office/word/2010/wordprocessingGroup" xmlns:wpi="http://schemas.microsoft.com/office/word/2010/wordprocessingInk" xmlns:wne="http://schemas.microsoft.com/office/word/2006/wordml" xmlns:wps="http://schemas.microsoft.com/office/word/2010/wordprocessingShape">
   <w:p>
     <w:pPr>
       <w:pStyle w:val="a5"/>
@@ -3668,27 +3553,8 @@
 </w:ftr>
 </file>
 
-<file path=word/footnotes.xml><?xml version="1.0" encoding="utf-8"?>
-<w:footnotes xmlns:wpc="http://schemas.microsoft.com/office/word/2010/wordprocessingCanvas" xmlns:cx="http://schemas.microsoft.com/office/drawing/2014/chartex" xmlns:cx1="http://schemas.microsoft.com/office/drawing/2015/9/8/chartex" xmlns:cx2="http://schemas.microsoft.com/office/drawing/2015/10/21/chartex" xmlns:cx3="http://schemas.microsoft.com/office/drawing/2016/5/9/chartex" xmlns:cx4="http://schemas.microsoft.com/office/drawing/2016/5/10/chartex" xmlns:cx5="http://schemas.microsoft.com/office/drawing/2016/5/11/chartex" xmlns:cx6="http://schemas.microsoft.com/office/drawing/2016/5/12/chartex" xmlns:cx7="http://schemas.microsoft.com/office/drawing/2016/5/13/chartex" xmlns:cx8="http://schemas.microsoft.com/office/drawing/2016/5/14/chartex" xmlns:mc="http://schemas.openxmlformats.org/markup-compatibility/2006" xmlns:aink="http://schemas.microsoft.com/office/drawing/2016/ink" xmlns:am3d="http://schemas.microsoft.com/office/drawing/2017/model3d" xmlns:o="urn:schemas-microsoft-com:office:office" xmlns:oel="http://schemas.microsoft.com/office/2019/extlst" xmlns:r="http://schemas.openxmlformats.org/officeDocument/2006/relationships" xmlns:m="http://schemas.openxmlformats.org/officeDocument/2006/math" xmlns:v="urn:schemas-microsoft-com:vml" xmlns:wp14="http://schemas.microsoft.com/office/word/2010/wordprocessingDrawing" xmlns:wp="http://schemas.openxmlformats.org/drawingml/2006/wordprocessingDrawing" xmlns:w10="urn:schemas-microsoft-com:office:word" xmlns:w="http://schemas.openxmlformats.org/wordprocessingml/2006/main" xmlns:w14="http://schemas.microsoft.com/office/word/2010/wordml" xmlns:w15="http://schemas.microsoft.com/office/word/2012/wordml" xmlns:w16cex="http://schemas.microsoft.com/office/word/2018/wordml/cex" xmlns:w16cid="http://schemas.microsoft.com/office/word/2016/wordml/cid" xmlns:w16="http://schemas.microsoft.com/office/word/2018/wordml" xmlns:w16du="http://schemas.microsoft.com/office/word/2023/wordml/word16du" xmlns:w16sdtdh="http://schemas.microsoft.com/office/word/2020/wordml/sdtdatahash" xmlns:w16sdtfl="http://schemas.microsoft.com/office/word/2024/wordml/sdtformatlock" xmlns:w16se="http://schemas.microsoft.com/office/word/2015/wordml/symex" xmlns:wpg="http://schemas.microsoft.com/office/word/2010/wordprocessingGroup" xmlns:wpi="http://schemas.microsoft.com/office/word/2010/wordprocessingInk" xmlns:wne="http://schemas.microsoft.com/office/word/2006/wordml" xmlns:wps="http://schemas.microsoft.com/office/word/2010/wordprocessingShape" mc:Ignorable="w14 w15 w16se w16cid w16 w16cex w16sdtdh w16sdtfl w16du wp14">
-  <w:footnote w:type="separator" w:id="-1">
-    <w:p>
-      <w:r>
-        <w:separator/>
-      </w:r>
-    </w:p>
-  </w:footnote>
-  <w:footnote w:type="continuationSeparator" w:id="0">
-    <w:p>
-      <w:r>
-        <w:continuationSeparator/>
-      </w:r>
-    </w:p>
-  </w:footnote>
-</w:footnotes>
-</file>
-
 <file path=word/header1.xml><?xml version="1.0" encoding="utf-8"?>
-<w:hdr xmlns:wpc="http://schemas.microsoft.com/office/word/2010/wordprocessingCanvas" xmlns:cx="http://schemas.microsoft.com/office/drawing/2014/chartex" xmlns:cx1="http://schemas.microsoft.com/office/drawing/2015/9/8/chartex" xmlns:cx2="http://schemas.microsoft.com/office/drawing/2015/10/21/chartex" xmlns:cx3="http://schemas.microsoft.com/office/drawing/2016/5/9/chartex" xmlns:cx4="http://schemas.microsoft.com/office/drawing/2016/5/10/chartex" xmlns:cx5="http://schemas.microsoft.com/office/drawing/2016/5/11/chartex" xmlns:cx6="http://schemas.microsoft.com/office/drawing/2016/5/12/chartex" xmlns:cx7="http://schemas.microsoft.com/office/drawing/2016/5/13/chartex" xmlns:cx8="http://schemas.microsoft.com/office/drawing/2016/5/14/chartex" xmlns:mc="http://schemas.openxmlformats.org/markup-compatibility/2006" xmlns:aink="http://schemas.microsoft.com/office/drawing/2016/ink" xmlns:am3d="http://schemas.microsoft.com/office/drawing/2017/model3d" xmlns:o="urn:schemas-microsoft-com:office:office" xmlns:oel="http://schemas.microsoft.com/office/2019/extlst" xmlns:r="http://schemas.openxmlformats.org/officeDocument/2006/relationships" xmlns:m="http://schemas.openxmlformats.org/officeDocument/2006/math" xmlns:v="urn:schemas-microsoft-com:vml" xmlns:wp14="http://schemas.microsoft.com/office/word/2010/wordprocessingDrawing" xmlns:wp="http://schemas.openxmlformats.org/drawingml/2006/wordprocessingDrawing" xmlns:w10="urn:schemas-microsoft-com:office:word" xmlns:w="http://schemas.openxmlformats.org/wordprocessingml/2006/main" xmlns:w14="http://schemas.microsoft.com/office/word/2010/wordml" xmlns:w15="http://schemas.microsoft.com/office/word/2012/wordml" xmlns:w16cex="http://schemas.microsoft.com/office/word/2018/wordml/cex" xmlns:w16cid="http://schemas.microsoft.com/office/word/2016/wordml/cid" xmlns:w16="http://schemas.microsoft.com/office/word/2018/wordml" xmlns:w16du="http://schemas.microsoft.com/office/word/2023/wordml/word16du" xmlns:w16sdtdh="http://schemas.microsoft.com/office/word/2020/wordml/sdtdatahash" xmlns:w16sdtfl="http://schemas.microsoft.com/office/word/2024/wordml/sdtformatlock" xmlns:w16se="http://schemas.microsoft.com/office/word/2015/wordml/symex" xmlns:wpg="http://schemas.microsoft.com/office/word/2010/wordprocessingGroup" xmlns:wpi="http://schemas.microsoft.com/office/word/2010/wordprocessingInk" xmlns:wne="http://schemas.microsoft.com/office/word/2006/wordml" xmlns:wps="http://schemas.microsoft.com/office/word/2010/wordprocessingShape" mc:Ignorable="w14 w15 w16se w16cid w16 w16cex w16sdtdh w16sdtfl w16du wp14">
+<w:hdr xmlns:wpc="http://schemas.microsoft.com/office/word/2010/wordprocessingCanvas" xmlns:mc="http://schemas.openxmlformats.org/markup-compatibility/2006" xmlns:o="urn:schemas-microsoft-com:office:office" xmlns:r="http://schemas.openxmlformats.org/officeDocument/2006/relationships" xmlns:m="http://schemas.openxmlformats.org/officeDocument/2006/math" xmlns:v="urn:schemas-microsoft-com:vml" xmlns:wp14="http://schemas.microsoft.com/office/word/2010/wordprocessingDrawing" xmlns:wp="http://schemas.openxmlformats.org/drawingml/2006/wordprocessingDrawing" xmlns:w10="urn:schemas-microsoft-com:office:word" xmlns:w="http://schemas.openxmlformats.org/wordprocessingml/2006/main" xmlns:w14="http://schemas.microsoft.com/office/word/2010/wordml" xmlns:w15="http://schemas.microsoft.com/office/word/2012/wordml" xmlns:wpg="http://schemas.microsoft.com/office/word/2010/wordprocessingGroup" xmlns:wpi="http://schemas.microsoft.com/office/word/2010/wordprocessingInk" xmlns:wne="http://schemas.microsoft.com/office/word/2006/wordml" xmlns:wps="http://schemas.microsoft.com/office/word/2010/wordprocessingShape">
   <w:p>
     <w:pPr>
       <w:pStyle w:val="a4"/>
@@ -3713,7 +3579,7 @@
 </file>
 
 <file path=word/header2.xml><?xml version="1.0" encoding="utf-8"?>
-<w:hdr xmlns:wpc="http://schemas.microsoft.com/office/word/2010/wordprocessingCanvas" xmlns:cx="http://schemas.microsoft.com/office/drawing/2014/chartex" xmlns:cx1="http://schemas.microsoft.com/office/drawing/2015/9/8/chartex" xmlns:cx2="http://schemas.microsoft.com/office/drawing/2015/10/21/chartex" xmlns:cx3="http://schemas.microsoft.com/office/drawing/2016/5/9/chartex" xmlns:cx4="http://schemas.microsoft.com/office/drawing/2016/5/10/chartex" xmlns:cx5="http://schemas.microsoft.com/office/drawing/2016/5/11/chartex" xmlns:cx6="http://schemas.microsoft.com/office/drawing/2016/5/12/chartex" xmlns:cx7="http://schemas.microsoft.com/office/drawing/2016/5/13/chartex" xmlns:cx8="http://schemas.microsoft.com/office/drawing/2016/5/14/chartex" xmlns:mc="http://schemas.openxmlformats.org/markup-compatibility/2006" xmlns:aink="http://schemas.microsoft.com/office/drawing/2016/ink" xmlns:am3d="http://schemas.microsoft.com/office/drawing/2017/model3d" xmlns:o="urn:schemas-microsoft-com:office:office" xmlns:oel="http://schemas.microsoft.com/office/2019/extlst" xmlns:r="http://schemas.openxmlformats.org/officeDocument/2006/relationships" xmlns:m="http://schemas.openxmlformats.org/officeDocument/2006/math" xmlns:v="urn:schemas-microsoft-com:vml" xmlns:wp14="http://schemas.microsoft.com/office/word/2010/wordprocessingDrawing" xmlns:wp="http://schemas.openxmlformats.org/drawingml/2006/wordprocessingDrawing" xmlns:w10="urn:schemas-microsoft-com:office:word" xmlns:w="http://schemas.openxmlformats.org/wordprocessingml/2006/main" xmlns:w14="http://schemas.microsoft.com/office/word/2010/wordml" xmlns:w15="http://schemas.microsoft.com/office/word/2012/wordml" xmlns:w16cex="http://schemas.microsoft.com/office/word/2018/wordml/cex" xmlns:w16cid="http://schemas.microsoft.com/office/word/2016/wordml/cid" xmlns:w16="http://schemas.microsoft.com/office/word/2018/wordml" xmlns:w16du="http://schemas.microsoft.com/office/word/2023/wordml/word16du" xmlns:w16sdtdh="http://schemas.microsoft.com/office/word/2020/wordml/sdtdatahash" xmlns:w16sdtfl="http://schemas.microsoft.com/office/word/2024/wordml/sdtformatlock" xmlns:w16se="http://schemas.microsoft.com/office/word/2015/wordml/symex" xmlns:wpg="http://schemas.microsoft.com/office/word/2010/wordprocessingGroup" xmlns:wpi="http://schemas.microsoft.com/office/word/2010/wordprocessingInk" xmlns:wne="http://schemas.microsoft.com/office/word/2006/wordml" xmlns:wps="http://schemas.microsoft.com/office/word/2010/wordprocessingShape" mc:Ignorable="w14 w15 w16se w16cid w16 w16cex w16sdtdh w16sdtfl w16du wp14">
+<w:hdr xmlns:wpc="http://schemas.microsoft.com/office/word/2010/wordprocessingCanvas" xmlns:mc="http://schemas.openxmlformats.org/markup-compatibility/2006" xmlns:o="urn:schemas-microsoft-com:office:office" xmlns:r="http://schemas.openxmlformats.org/officeDocument/2006/relationships" xmlns:m="http://schemas.openxmlformats.org/officeDocument/2006/math" xmlns:v="urn:schemas-microsoft-com:vml" xmlns:wp14="http://schemas.microsoft.com/office/word/2010/wordprocessingDrawing" xmlns:wp="http://schemas.openxmlformats.org/drawingml/2006/wordprocessingDrawing" xmlns:w10="urn:schemas-microsoft-com:office:word" xmlns:w="http://schemas.openxmlformats.org/wordprocessingml/2006/main" xmlns:w14="http://schemas.microsoft.com/office/word/2010/wordml" xmlns:w15="http://schemas.microsoft.com/office/word/2012/wordml" xmlns:wpg="http://schemas.microsoft.com/office/word/2010/wordprocessingGroup" xmlns:wpi="http://schemas.microsoft.com/office/word/2010/wordprocessingInk" xmlns:wne="http://schemas.microsoft.com/office/word/2006/wordml" xmlns:wps="http://schemas.microsoft.com/office/word/2010/wordprocessingShape">
   <w:tbl>
     <w:tblPr>
       <w:tblW w:w="0" w:type="auto"/>
@@ -3781,483 +3647,21 @@
 </file>
 
 <file path=word/numbering.xml><?xml version="1.0" encoding="utf-8"?>
-<w:numbering xmlns:wpc="http://schemas.microsoft.com/office/word/2010/wordprocessingCanvas" xmlns:cx="http://schemas.microsoft.com/office/drawing/2014/chartex" xmlns:cx1="http://schemas.microsoft.com/office/drawing/2015/9/8/chartex" xmlns:cx2="http://schemas.microsoft.com/office/drawing/2015/10/21/chartex" xmlns:cx3="http://schemas.microsoft.com/office/drawing/2016/5/9/chartex" xmlns:cx4="http://schemas.microsoft.com/office/drawing/2016/5/10/chartex" xmlns:cx5="http://schemas.microsoft.com/office/drawing/2016/5/11/chartex" xmlns:cx6="http://schemas.microsoft.com/office/drawing/2016/5/12/chartex" xmlns:cx7="http://schemas.microsoft.com/office/drawing/2016/5/13/chartex" xmlns:cx8="http://schemas.microsoft.com/office/drawing/2016/5/14/chartex" xmlns:mc="http://schemas.openxmlformats.org/markup-compatibility/2006" xmlns:aink="http://schemas.microsoft.com/office/drawing/2016/ink" xmlns:am3d="http://schemas.microsoft.com/office/drawing/2017/model3d" xmlns:o="urn:schemas-microsoft-com:office:office" xmlns:oel="http://schemas.microsoft.com/office/2019/extlst" xmlns:r="http://schemas.openxmlformats.org/officeDocument/2006/relationships" xmlns:m="http://schemas.openxmlformats.org/officeDocument/2006/math" xmlns:v="urn:schemas-microsoft-com:vml" xmlns:wp14="http://schemas.microsoft.com/office/word/2010/wordprocessingDrawing" xmlns:wp="http://schemas.openxmlformats.org/drawingml/2006/wordprocessingDrawing" xmlns:w10="urn:schemas-microsoft-com:office:word" xmlns:w="http://schemas.openxmlformats.org/wordprocessingml/2006/main" xmlns:w14="http://schemas.microsoft.com/office/word/2010/wordml" xmlns:w15="http://schemas.microsoft.com/office/word/2012/wordml" xmlns:w16cex="http://schemas.microsoft.com/office/word/2018/wordml/cex" xmlns:w16cid="http://schemas.microsoft.com/office/word/2016/wordml/cid" xmlns:w16="http://schemas.microsoft.com/office/word/2018/wordml" xmlns:w16du="http://schemas.microsoft.com/office/word/2023/wordml/word16du" xmlns:w16sdtdh="http://schemas.microsoft.com/office/word/2020/wordml/sdtdatahash" xmlns:w16sdtfl="http://schemas.microsoft.com/office/word/2024/wordml/sdtformatlock" xmlns:w16se="http://schemas.microsoft.com/office/word/2015/wordml/symex" xmlns:wpg="http://schemas.microsoft.com/office/word/2010/wordprocessingGroup" xmlns:wpi="http://schemas.microsoft.com/office/word/2010/wordprocessingInk" xmlns:wne="http://schemas.microsoft.com/office/word/2006/wordml" xmlns:wps="http://schemas.microsoft.com/office/word/2010/wordprocessingShape" mc:Ignorable="w14 w15 w16se w16cid w16 w16cex w16sdtdh w16sdtfl w16du wp14">
-  <w:abstractNum w:abstractNumId="0" w15:restartNumberingAfterBreak="0">
-    <w:nsid w:val="4DB67BAB"/>
-    <w:multiLevelType w:val="hybridMultilevel"/>
-    <w:tmpl w:val="C7C8B954"/>
-    <w:lvl w:ilvl="0" w:tplc="49BC260C">
-      <w:start w:val="1"/>
-      <w:numFmt w:val="bullet"/>
-      <w:pStyle w:val="others"/>
-      <w:lvlText w:val=""/>
-      <w:lvlJc w:val="left"/>
-      <w:pPr>
-        <w:tabs>
-          <w:tab w:val="num" w:pos="2000"/>
-        </w:tabs>
-        <w:ind w:left="2000" w:hanging="400"/>
-      </w:pPr>
-      <w:rPr>
-        <w:rFonts w:ascii="Wingdings" w:hAnsi="Wingdings" w:hint="default"/>
-      </w:rPr>
-    </w:lvl>
-    <w:lvl w:ilvl="1" w:tplc="04090019">
-      <w:start w:val="1"/>
-      <w:numFmt w:val="upperLetter"/>
-      <w:lvlText w:val="%2."/>
-      <w:lvlJc w:val="left"/>
-      <w:pPr>
-        <w:tabs>
-          <w:tab w:val="num" w:pos="1200"/>
-        </w:tabs>
-        <w:ind w:left="1200" w:hanging="400"/>
-      </w:pPr>
-    </w:lvl>
-    <w:lvl w:ilvl="2" w:tplc="0409001B" w:tentative="1">
-      <w:start w:val="1"/>
-      <w:numFmt w:val="lowerRoman"/>
-      <w:lvlText w:val="%3."/>
-      <w:lvlJc w:val="right"/>
-      <w:pPr>
-        <w:tabs>
-          <w:tab w:val="num" w:pos="1600"/>
-        </w:tabs>
-        <w:ind w:left="1600" w:hanging="400"/>
-      </w:pPr>
-    </w:lvl>
-    <w:lvl w:ilvl="3" w:tplc="0409000F" w:tentative="1">
-      <w:start w:val="1"/>
-      <w:numFmt w:val="decimal"/>
-      <w:lvlText w:val="%4."/>
-      <w:lvlJc w:val="left"/>
-      <w:pPr>
-        <w:tabs>
-          <w:tab w:val="num" w:pos="2000"/>
-        </w:tabs>
-        <w:ind w:left="2000" w:hanging="400"/>
-      </w:pPr>
-    </w:lvl>
-    <w:lvl w:ilvl="4" w:tplc="04090019" w:tentative="1">
-      <w:start w:val="1"/>
-      <w:numFmt w:val="upperLetter"/>
-      <w:lvlText w:val="%5."/>
-      <w:lvlJc w:val="left"/>
-      <w:pPr>
-        <w:tabs>
-          <w:tab w:val="num" w:pos="2400"/>
-        </w:tabs>
-        <w:ind w:left="2400" w:hanging="400"/>
-      </w:pPr>
-    </w:lvl>
-    <w:lvl w:ilvl="5" w:tplc="0409001B" w:tentative="1">
-      <w:start w:val="1"/>
-      <w:numFmt w:val="lowerRoman"/>
-      <w:lvlText w:val="%6."/>
-      <w:lvlJc w:val="right"/>
-      <w:pPr>
-        <w:tabs>
-          <w:tab w:val="num" w:pos="2800"/>
-        </w:tabs>
-        <w:ind w:left="2800" w:hanging="400"/>
-      </w:pPr>
-    </w:lvl>
-    <w:lvl w:ilvl="6" w:tplc="0409000F" w:tentative="1">
-      <w:start w:val="1"/>
-      <w:numFmt w:val="decimal"/>
-      <w:lvlText w:val="%7."/>
-      <w:lvlJc w:val="left"/>
-      <w:pPr>
-        <w:tabs>
-          <w:tab w:val="num" w:pos="3200"/>
-        </w:tabs>
-        <w:ind w:left="3200" w:hanging="400"/>
-      </w:pPr>
-    </w:lvl>
-    <w:lvl w:ilvl="7" w:tplc="04090019" w:tentative="1">
-      <w:start w:val="1"/>
-      <w:numFmt w:val="upperLetter"/>
-      <w:lvlText w:val="%8."/>
-      <w:lvlJc w:val="left"/>
-      <w:pPr>
-        <w:tabs>
-          <w:tab w:val="num" w:pos="3600"/>
-        </w:tabs>
-        <w:ind w:left="3600" w:hanging="400"/>
-      </w:pPr>
-    </w:lvl>
-    <w:lvl w:ilvl="8" w:tplc="0409001B" w:tentative="1">
-      <w:start w:val="1"/>
-      <w:numFmt w:val="lowerRoman"/>
-      <w:lvlText w:val="%9."/>
-      <w:lvlJc w:val="right"/>
-      <w:pPr>
-        <w:tabs>
-          <w:tab w:val="num" w:pos="4000"/>
-        </w:tabs>
-        <w:ind w:left="4000" w:hanging="400"/>
-      </w:pPr>
-    </w:lvl>
-  </w:abstractNum>
-  <w:abstractNum w:abstractNumId="1" w15:restartNumberingAfterBreak="0">
-    <w:nsid w:val="5A106062"/>
-    <w:multiLevelType w:val="hybridMultilevel"/>
-    <w:tmpl w:val="2924D186"/>
-    <w:lvl w:ilvl="0" w:tplc="A656D3DE">
-      <w:start w:val="1"/>
-      <w:numFmt w:val="bullet"/>
-      <w:lvlText w:val=""/>
-      <w:lvlJc w:val="left"/>
-      <w:pPr>
-        <w:ind w:left="567" w:hanging="283"/>
-      </w:pPr>
-      <w:rPr>
-        <w:rFonts w:ascii="Wingdings" w:hAnsi="Wingdings" w:hint="default"/>
-      </w:rPr>
-    </w:lvl>
-    <w:lvl w:ilvl="1" w:tplc="FFFFFFFF" w:tentative="1">
-      <w:start w:val="1"/>
-      <w:numFmt w:val="bullet"/>
-      <w:lvlText w:val=""/>
-      <w:lvlJc w:val="left"/>
-      <w:pPr>
-        <w:ind w:left="1320" w:hanging="440"/>
-      </w:pPr>
-      <w:rPr>
-        <w:rFonts w:ascii="Wingdings" w:hAnsi="Wingdings" w:hint="default"/>
-      </w:rPr>
-    </w:lvl>
-    <w:lvl w:ilvl="2" w:tplc="FFFFFFFF" w:tentative="1">
-      <w:start w:val="1"/>
-      <w:numFmt w:val="bullet"/>
-      <w:lvlText w:val=""/>
-      <w:lvlJc w:val="left"/>
-      <w:pPr>
-        <w:ind w:left="1760" w:hanging="440"/>
-      </w:pPr>
-      <w:rPr>
-        <w:rFonts w:ascii="Wingdings" w:hAnsi="Wingdings" w:hint="default"/>
-      </w:rPr>
-    </w:lvl>
-    <w:lvl w:ilvl="3" w:tplc="FFFFFFFF" w:tentative="1">
-      <w:start w:val="1"/>
-      <w:numFmt w:val="bullet"/>
-      <w:lvlText w:val=""/>
-      <w:lvlJc w:val="left"/>
-      <w:pPr>
-        <w:ind w:left="2200" w:hanging="440"/>
-      </w:pPr>
-      <w:rPr>
-        <w:rFonts w:ascii="Wingdings" w:hAnsi="Wingdings" w:hint="default"/>
-      </w:rPr>
-    </w:lvl>
-    <w:lvl w:ilvl="4" w:tplc="FFFFFFFF" w:tentative="1">
-      <w:start w:val="1"/>
-      <w:numFmt w:val="bullet"/>
-      <w:lvlText w:val=""/>
-      <w:lvlJc w:val="left"/>
-      <w:pPr>
-        <w:ind w:left="2640" w:hanging="440"/>
-      </w:pPr>
-      <w:rPr>
-        <w:rFonts w:ascii="Wingdings" w:hAnsi="Wingdings" w:hint="default"/>
-      </w:rPr>
-    </w:lvl>
-    <w:lvl w:ilvl="5" w:tplc="FFFFFFFF" w:tentative="1">
-      <w:start w:val="1"/>
-      <w:numFmt w:val="bullet"/>
-      <w:lvlText w:val=""/>
-      <w:lvlJc w:val="left"/>
-      <w:pPr>
-        <w:ind w:left="3080" w:hanging="440"/>
-      </w:pPr>
-      <w:rPr>
-        <w:rFonts w:ascii="Wingdings" w:hAnsi="Wingdings" w:hint="default"/>
-      </w:rPr>
-    </w:lvl>
-    <w:lvl w:ilvl="6" w:tplc="FFFFFFFF" w:tentative="1">
-      <w:start w:val="1"/>
-      <w:numFmt w:val="bullet"/>
-      <w:lvlText w:val=""/>
-      <w:lvlJc w:val="left"/>
-      <w:pPr>
-        <w:ind w:left="3520" w:hanging="440"/>
-      </w:pPr>
-      <w:rPr>
-        <w:rFonts w:ascii="Wingdings" w:hAnsi="Wingdings" w:hint="default"/>
-      </w:rPr>
-    </w:lvl>
-    <w:lvl w:ilvl="7" w:tplc="FFFFFFFF" w:tentative="1">
-      <w:start w:val="1"/>
-      <w:numFmt w:val="bullet"/>
-      <w:lvlText w:val=""/>
-      <w:lvlJc w:val="left"/>
-      <w:pPr>
-        <w:ind w:left="3960" w:hanging="440"/>
-      </w:pPr>
-      <w:rPr>
-        <w:rFonts w:ascii="Wingdings" w:hAnsi="Wingdings" w:hint="default"/>
-      </w:rPr>
-    </w:lvl>
-    <w:lvl w:ilvl="8" w:tplc="FFFFFFFF" w:tentative="1">
-      <w:start w:val="1"/>
-      <w:numFmt w:val="bullet"/>
-      <w:lvlText w:val=""/>
-      <w:lvlJc w:val="left"/>
-      <w:pPr>
-        <w:ind w:left="4400" w:hanging="440"/>
-      </w:pPr>
-      <w:rPr>
-        <w:rFonts w:ascii="Wingdings" w:hAnsi="Wingdings" w:hint="default"/>
-      </w:rPr>
-    </w:lvl>
-  </w:abstractNum>
-  <w:abstractNum w:abstractNumId="2" w15:restartNumberingAfterBreak="0">
-    <w:nsid w:val="5DC6427E"/>
+<w:numbering xmlns:ve="http://schemas.openxmlformats.org/markup-compatibility/2006" xmlns:o="urn:schemas-microsoft-com:office:office" xmlns:r="http://schemas.openxmlformats.org/officeDocument/2006/relationships" xmlns:m="http://schemas.openxmlformats.org/officeDocument/2006/math" xmlns:v="urn:schemas-microsoft-com:vml" xmlns:wp="http://schemas.openxmlformats.org/drawingml/2006/wordprocessingDrawing" xmlns:w10="urn:schemas-microsoft-com:office:word" xmlns:w="http://schemas.openxmlformats.org/wordprocessingml/2006/main" xmlns:w14="http://schemas.microsoft.com/office/word/2010/wordml" xmlns:wne="http://schemas.microsoft.com/office/word/2006/wordml">
+  <w:abstractNum w:abstractNumId="0">
+    <w:nsid w:val="75d6668e"/>
     <w:multiLevelType w:val="multilevel"/>
-    <w:tmpl w:val="C8ECB57E"/>
+    <w:tmpl w:val="9d961354"/>
     <w:lvl w:ilvl="0">
       <w:start w:val="1"/>
-      <w:numFmt w:val="decimal"/>
       <w:lvlText w:val="%1."/>
       <w:lvlJc w:val="left"/>
-      <w:pPr>
-        <w:tabs>
-          <w:tab w:val="num" w:pos="825"/>
-        </w:tabs>
-        <w:ind w:left="825" w:hanging="400"/>
-      </w:pPr>
-    </w:lvl>
-    <w:lvl w:ilvl="1">
-      <w:start w:val="1"/>
-      <w:numFmt w:val="decimal"/>
-      <w:pStyle w:val="1"/>
-      <w:lvlText w:val="%1.%2"/>
-      <w:lvlJc w:val="left"/>
-      <w:pPr>
-        <w:tabs>
-          <w:tab w:val="num" w:pos="992"/>
-        </w:tabs>
-        <w:ind w:left="992" w:hanging="567"/>
-      </w:pPr>
-    </w:lvl>
-    <w:lvl w:ilvl="2">
-      <w:start w:val="1"/>
-      <w:numFmt w:val="decimal"/>
-      <w:lvlText w:val="%1.%2.%3"/>
-      <w:lvlJc w:val="left"/>
-      <w:pPr>
-        <w:tabs>
-          <w:tab w:val="num" w:pos="1418"/>
-        </w:tabs>
-        <w:ind w:left="1418" w:hanging="567"/>
-      </w:pPr>
-    </w:lvl>
-    <w:lvl w:ilvl="3">
-      <w:start w:val="1"/>
-      <w:numFmt w:val="decimal"/>
-      <w:lvlText w:val="%1.%2.%3.%4"/>
-      <w:lvlJc w:val="left"/>
-      <w:pPr>
-        <w:tabs>
-          <w:tab w:val="num" w:pos="1984"/>
-        </w:tabs>
-        <w:ind w:left="1984" w:hanging="708"/>
-      </w:pPr>
-    </w:lvl>
-    <w:lvl w:ilvl="4">
-      <w:start w:val="1"/>
-      <w:numFmt w:val="decimal"/>
-      <w:lvlText w:val="%1.%2.%3.%4.%5"/>
-      <w:lvlJc w:val="left"/>
-      <w:pPr>
-        <w:tabs>
-          <w:tab w:val="num" w:pos="2551"/>
-        </w:tabs>
-        <w:ind w:left="2551" w:hanging="850"/>
-      </w:pPr>
-    </w:lvl>
-    <w:lvl w:ilvl="5">
-      <w:start w:val="1"/>
-      <w:numFmt w:val="decimal"/>
-      <w:lvlText w:val="%1.%2.%3.%4.%5.%6"/>
-      <w:lvlJc w:val="left"/>
-      <w:pPr>
-        <w:tabs>
-          <w:tab w:val="num" w:pos="3260"/>
-        </w:tabs>
-        <w:ind w:left="3260" w:hanging="1134"/>
-      </w:pPr>
-    </w:lvl>
-    <w:lvl w:ilvl="6">
-      <w:start w:val="1"/>
-      <w:numFmt w:val="decimal"/>
-      <w:lvlText w:val="%1.%2.%3.%4.%5.%6.%7"/>
-      <w:lvlJc w:val="left"/>
-      <w:pPr>
-        <w:tabs>
-          <w:tab w:val="num" w:pos="3827"/>
-        </w:tabs>
-        <w:ind w:left="3827" w:hanging="1276"/>
-      </w:pPr>
-    </w:lvl>
-    <w:lvl w:ilvl="7">
-      <w:start w:val="1"/>
-      <w:numFmt w:val="decimal"/>
-      <w:lvlText w:val="%1.%2.%3.%4.%5.%6.%7.%8"/>
-      <w:lvlJc w:val="left"/>
-      <w:pPr>
-        <w:tabs>
-          <w:tab w:val="num" w:pos="4394"/>
-        </w:tabs>
-        <w:ind w:left="4394" w:hanging="1418"/>
-      </w:pPr>
-    </w:lvl>
-    <w:lvl w:ilvl="8">
-      <w:start w:val="1"/>
-      <w:numFmt w:val="decimal"/>
-      <w:lvlText w:val="%1.%2.%3.%4.%5.%6.%7.%8.%9"/>
-      <w:lvlJc w:val="left"/>
-      <w:pPr>
-        <w:tabs>
-          <w:tab w:val="num" w:pos="5102"/>
-        </w:tabs>
-        <w:ind w:left="5102" w:hanging="1700"/>
-      </w:pPr>
-    </w:lvl>
-  </w:abstractNum>
-  <w:abstractNum w:abstractNumId="3" w15:restartNumberingAfterBreak="0">
-    <w:nsid w:val="73B6613F"/>
-    <w:multiLevelType w:val="hybridMultilevel"/>
-    <w:tmpl w:val="C9B0E86E"/>
-    <w:lvl w:ilvl="0" w:tplc="566A8C5C">
-      <w:start w:val="1"/>
-      <w:numFmt w:val="decimal"/>
-      <w:pStyle w:val="typicalflow"/>
-      <w:lvlText w:val="%1)"/>
-      <w:lvlJc w:val="left"/>
-      <w:pPr>
-        <w:tabs>
-          <w:tab w:val="num" w:pos="2000"/>
-        </w:tabs>
-        <w:ind w:left="2000" w:hanging="400"/>
-      </w:pPr>
-      <w:rPr>
-        <w:rFonts w:hint="eastAsia"/>
-      </w:rPr>
-    </w:lvl>
-    <w:lvl w:ilvl="1" w:tplc="04090019">
-      <w:start w:val="1"/>
-      <w:numFmt w:val="upperLetter"/>
-      <w:lvlText w:val="%2."/>
-      <w:lvlJc w:val="left"/>
-      <w:pPr>
-        <w:tabs>
-          <w:tab w:val="num" w:pos="1200"/>
-        </w:tabs>
-        <w:ind w:left="1200" w:hanging="400"/>
-      </w:pPr>
-    </w:lvl>
-    <w:lvl w:ilvl="2" w:tplc="0409001B" w:tentative="1">
-      <w:start w:val="1"/>
-      <w:numFmt w:val="lowerRoman"/>
-      <w:lvlText w:val="%3."/>
-      <w:lvlJc w:val="right"/>
-      <w:pPr>
-        <w:tabs>
-          <w:tab w:val="num" w:pos="1600"/>
-        </w:tabs>
-        <w:ind w:left="1600" w:hanging="400"/>
-      </w:pPr>
-    </w:lvl>
-    <w:lvl w:ilvl="3" w:tplc="0409000F" w:tentative="1">
-      <w:start w:val="1"/>
-      <w:numFmt w:val="decimal"/>
-      <w:lvlText w:val="%4."/>
-      <w:lvlJc w:val="left"/>
-      <w:pPr>
-        <w:tabs>
-          <w:tab w:val="num" w:pos="2000"/>
-        </w:tabs>
-        <w:ind w:left="2000" w:hanging="400"/>
-      </w:pPr>
-    </w:lvl>
-    <w:lvl w:ilvl="4" w:tplc="04090019" w:tentative="1">
-      <w:start w:val="1"/>
-      <w:numFmt w:val="upperLetter"/>
-      <w:lvlText w:val="%5."/>
-      <w:lvlJc w:val="left"/>
-      <w:pPr>
-        <w:tabs>
-          <w:tab w:val="num" w:pos="2400"/>
-        </w:tabs>
-        <w:ind w:left="2400" w:hanging="400"/>
-      </w:pPr>
-    </w:lvl>
-    <w:lvl w:ilvl="5" w:tplc="0409001B" w:tentative="1">
-      <w:start w:val="1"/>
-      <w:numFmt w:val="lowerRoman"/>
-      <w:lvlText w:val="%6."/>
-      <w:lvlJc w:val="right"/>
-      <w:pPr>
-        <w:tabs>
-          <w:tab w:val="num" w:pos="2800"/>
-        </w:tabs>
-        <w:ind w:left="2800" w:hanging="400"/>
-      </w:pPr>
-    </w:lvl>
-    <w:lvl w:ilvl="6" w:tplc="0409000F" w:tentative="1">
-      <w:start w:val="1"/>
-      <w:numFmt w:val="decimal"/>
-      <w:lvlText w:val="%7."/>
-      <w:lvlJc w:val="left"/>
-      <w:pPr>
-        <w:tabs>
-          <w:tab w:val="num" w:pos="3200"/>
-        </w:tabs>
-        <w:ind w:left="3200" w:hanging="400"/>
-      </w:pPr>
-    </w:lvl>
-    <w:lvl w:ilvl="7" w:tplc="04090019" w:tentative="1">
-      <w:start w:val="1"/>
-      <w:numFmt w:val="upperLetter"/>
-      <w:lvlText w:val="%8."/>
-      <w:lvlJc w:val="left"/>
-      <w:pPr>
-        <w:tabs>
-          <w:tab w:val="num" w:pos="3600"/>
-        </w:tabs>
-        <w:ind w:left="3600" w:hanging="400"/>
-      </w:pPr>
-    </w:lvl>
-    <w:lvl w:ilvl="8" w:tplc="0409001B" w:tentative="1">
-      <w:start w:val="1"/>
-      <w:numFmt w:val="lowerRoman"/>
-      <w:lvlText w:val="%9."/>
-      <w:lvlJc w:val="right"/>
-      <w:pPr>
-        <w:tabs>
-          <w:tab w:val="num" w:pos="4000"/>
-        </w:tabs>
-        <w:ind w:left="4000" w:hanging="400"/>
-      </w:pPr>
-    </w:lvl>
-  </w:abstractNum>
-  <w:abstractNum w:abstractNumId="4" w15:restartNumberingAfterBreak="0">
-    <w:nsid w:val="75D6668E"/>
-    <w:multiLevelType w:val="multilevel"/>
-    <w:tmpl w:val="9D961354"/>
-    <w:lvl w:ilvl="0">
-      <w:start w:val="1"/>
-      <w:numFmt w:val="decimal"/>
       <w:pStyle w:val="10"/>
-      <w:lvlText w:val="%1."/>
-      <w:lvlJc w:val="left"/>
-      <w:pPr>
+      <w:pPr>
+        <w:ind w:left="425" w:hanging="425"/>
         <w:tabs>
           <w:tab w:val="num" w:pos="425"/>
         </w:tabs>
-        <w:ind w:left="425" w:hanging="425"/>
       </w:pPr>
       <w:rPr>
         <w:rFonts w:ascii="바탕체" w:eastAsia="바탕체" w:hAnsi="바탕체"/>
@@ -4265,15 +3669,14 @@
     </w:lvl>
     <w:lvl w:ilvl="1">
       <w:start w:val="1"/>
-      <w:numFmt w:val="decimal"/>
-      <w:pStyle w:val="2"/>
       <w:lvlText w:val="%1.%2."/>
       <w:lvlJc w:val="left"/>
-      <w:pPr>
+      <w:pStyle w:val="2"/>
+      <w:pPr>
+        <w:ind w:left="567" w:hanging="567"/>
         <w:tabs>
           <w:tab w:val="num" w:pos="567"/>
         </w:tabs>
-        <w:ind w:left="567" w:hanging="567"/>
       </w:pPr>
       <w:rPr>
         <w:rFonts w:hint="eastAsia"/>
@@ -4281,15 +3684,14 @@
     </w:lvl>
     <w:lvl w:ilvl="2">
       <w:start w:val="1"/>
-      <w:numFmt w:val="decimal"/>
-      <w:pStyle w:val="3"/>
       <w:lvlText w:val="%1.%2.%3."/>
       <w:lvlJc w:val="left"/>
-      <w:pPr>
+      <w:pStyle w:val="3"/>
+      <w:pPr>
+        <w:ind w:left="709" w:hanging="709"/>
         <w:tabs>
           <w:tab w:val="num" w:pos="709"/>
         </w:tabs>
-        <w:ind w:left="709" w:hanging="709"/>
       </w:pPr>
       <w:rPr>
         <w:rFonts w:hint="eastAsia"/>
@@ -4297,14 +3699,13 @@
     </w:lvl>
     <w:lvl w:ilvl="3">
       <w:start w:val="1"/>
-      <w:numFmt w:val="decimal"/>
       <w:lvlText w:val="%1.%2.%3.%4."/>
       <w:lvlJc w:val="left"/>
       <w:pPr>
+        <w:ind w:left="851" w:hanging="851"/>
         <w:tabs>
           <w:tab w:val="num" w:pos="851"/>
         </w:tabs>
-        <w:ind w:left="851" w:hanging="851"/>
       </w:pPr>
       <w:rPr>
         <w:rFonts w:hint="eastAsia"/>
@@ -4312,14 +3713,13 @@
     </w:lvl>
     <w:lvl w:ilvl="4">
       <w:start w:val="1"/>
-      <w:numFmt w:val="decimal"/>
       <w:lvlText w:val="%1.%2.%3.%4.%5."/>
       <w:lvlJc w:val="left"/>
       <w:pPr>
+        <w:ind w:left="992" w:hanging="992"/>
         <w:tabs>
           <w:tab w:val="num" w:pos="992"/>
         </w:tabs>
-        <w:ind w:left="992" w:hanging="992"/>
       </w:pPr>
       <w:rPr>
         <w:rFonts w:hint="eastAsia"/>
@@ -4327,14 +3727,13 @@
     </w:lvl>
     <w:lvl w:ilvl="5">
       <w:start w:val="1"/>
-      <w:numFmt w:val="decimal"/>
       <w:lvlText w:val="%1.%2.%3.%4.%5.%6."/>
       <w:lvlJc w:val="left"/>
       <w:pPr>
+        <w:ind w:left="1134" w:hanging="1134"/>
         <w:tabs>
           <w:tab w:val="num" w:pos="1134"/>
         </w:tabs>
-        <w:ind w:left="1134" w:hanging="1134"/>
       </w:pPr>
       <w:rPr>
         <w:rFonts w:hint="eastAsia"/>
@@ -4342,14 +3741,13 @@
     </w:lvl>
     <w:lvl w:ilvl="6">
       <w:start w:val="1"/>
-      <w:numFmt w:val="decimal"/>
       <w:lvlText w:val="%1.%2.%3.%4.%5.%6.%7."/>
       <w:lvlJc w:val="left"/>
       <w:pPr>
+        <w:ind w:left="1276" w:hanging="1276"/>
         <w:tabs>
           <w:tab w:val="num" w:pos="1276"/>
         </w:tabs>
-        <w:ind w:left="1276" w:hanging="1276"/>
       </w:pPr>
       <w:rPr>
         <w:rFonts w:hint="eastAsia"/>
@@ -4357,14 +3755,13 @@
     </w:lvl>
     <w:lvl w:ilvl="7">
       <w:start w:val="1"/>
-      <w:numFmt w:val="decimal"/>
       <w:lvlText w:val="%1.%2.%3.%4.%5.%6.%7.%8."/>
       <w:lvlJc w:val="left"/>
       <w:pPr>
+        <w:ind w:left="1418" w:hanging="1418"/>
         <w:tabs>
           <w:tab w:val="num" w:pos="1418"/>
         </w:tabs>
-        <w:ind w:left="1418" w:hanging="1418"/>
       </w:pPr>
       <w:rPr>
         <w:rFonts w:hint="eastAsia"/>
@@ -4372,48 +3769,380 @@
     </w:lvl>
     <w:lvl w:ilvl="8">
       <w:start w:val="1"/>
-      <w:numFmt w:val="decimal"/>
       <w:lvlText w:val="%1.%2.%3.%4.%5.%6.%7.%8.%9."/>
       <w:lvlJc w:val="left"/>
       <w:pPr>
+        <w:ind w:left="1559" w:hanging="1559"/>
         <w:tabs>
           <w:tab w:val="num" w:pos="1559"/>
         </w:tabs>
-        <w:ind w:left="1559" w:hanging="1559"/>
       </w:pPr>
       <w:rPr>
         <w:rFonts w:hint="eastAsia"/>
       </w:rPr>
     </w:lvl>
   </w:abstractNum>
-  <w:num w:numId="1" w16cid:durableId="1364556069">
-    <w:abstractNumId w:val="4"/>
+  <w:abstractNum w:abstractNumId="1">
+    <w:nsid w:val="5dc6427e"/>
+    <w:multiLevelType w:val="multilevel"/>
+    <w:tmpl w:val="c8ecb57e"/>
+    <w:lvl w:ilvl="0">
+      <w:start w:val="1"/>
+      <w:lvlText w:val="%1."/>
+      <w:lvlJc w:val="left"/>
+      <w:pPr>
+        <w:ind w:left="825" w:hanging="400"/>
+        <w:tabs>
+          <w:tab w:val="num" w:pos="825"/>
+        </w:tabs>
+      </w:pPr>
+    </w:lvl>
+    <w:lvl w:ilvl="1">
+      <w:start w:val="1"/>
+      <w:lvlText w:val="%1.%2"/>
+      <w:lvlJc w:val="left"/>
+      <w:pStyle w:val="1"/>
+      <w:pPr>
+        <w:ind w:left="992" w:hanging="567"/>
+        <w:tabs>
+          <w:tab w:val="num" w:pos="992"/>
+        </w:tabs>
+      </w:pPr>
+    </w:lvl>
+    <w:lvl w:ilvl="2">
+      <w:start w:val="1"/>
+      <w:lvlText w:val="%1.%2.%3"/>
+      <w:lvlJc w:val="left"/>
+      <w:pPr>
+        <w:ind w:left="1418" w:hanging="567"/>
+        <w:tabs>
+          <w:tab w:val="num" w:pos="1418"/>
+        </w:tabs>
+      </w:pPr>
+    </w:lvl>
+    <w:lvl w:ilvl="3">
+      <w:start w:val="1"/>
+      <w:lvlText w:val="%1.%2.%3.%4"/>
+      <w:lvlJc w:val="left"/>
+      <w:pPr>
+        <w:ind w:left="1984" w:hanging="708"/>
+        <w:tabs>
+          <w:tab w:val="num" w:pos="1984"/>
+        </w:tabs>
+      </w:pPr>
+    </w:lvl>
+    <w:lvl w:ilvl="4">
+      <w:start w:val="1"/>
+      <w:lvlText w:val="%1.%2.%3.%4.%5"/>
+      <w:lvlJc w:val="left"/>
+      <w:pPr>
+        <w:ind w:left="2551" w:hanging="850"/>
+        <w:tabs>
+          <w:tab w:val="num" w:pos="2551"/>
+        </w:tabs>
+      </w:pPr>
+    </w:lvl>
+    <w:lvl w:ilvl="5">
+      <w:start w:val="1"/>
+      <w:lvlText w:val="%1.%2.%3.%4.%5.%6"/>
+      <w:lvlJc w:val="left"/>
+      <w:pPr>
+        <w:ind w:left="3260" w:hanging="1134"/>
+        <w:tabs>
+          <w:tab w:val="num" w:pos="3260"/>
+        </w:tabs>
+      </w:pPr>
+    </w:lvl>
+    <w:lvl w:ilvl="6">
+      <w:start w:val="1"/>
+      <w:lvlText w:val="%1.%2.%3.%4.%5.%6.%7"/>
+      <w:lvlJc w:val="left"/>
+      <w:pPr>
+        <w:ind w:left="3827" w:hanging="1276"/>
+        <w:tabs>
+          <w:tab w:val="num" w:pos="3827"/>
+        </w:tabs>
+      </w:pPr>
+    </w:lvl>
+    <w:lvl w:ilvl="7">
+      <w:start w:val="1"/>
+      <w:lvlText w:val="%1.%2.%3.%4.%5.%6.%7.%8"/>
+      <w:lvlJc w:val="left"/>
+      <w:pPr>
+        <w:ind w:left="4394" w:hanging="1418"/>
+        <w:tabs>
+          <w:tab w:val="num" w:pos="4394"/>
+        </w:tabs>
+      </w:pPr>
+    </w:lvl>
+    <w:lvl w:ilvl="8">
+      <w:start w:val="1"/>
+      <w:lvlText w:val="%1.%2.%3.%4.%5.%6.%7.%8.%9"/>
+      <w:lvlJc w:val="left"/>
+      <w:pPr>
+        <w:ind w:left="5102" w:hanging="1700"/>
+        <w:tabs>
+          <w:tab w:val="num" w:pos="5102"/>
+        </w:tabs>
+      </w:pPr>
+    </w:lvl>
+  </w:abstractNum>
+  <w:abstractNum w:abstractNumId="2">
+    <w:nsid w:val="73b6613f"/>
+    <w:multiLevelType w:val="hybridMultilevel"/>
+    <w:tmpl w:val="c9b0e86e"/>
+    <w:lvl w:ilvl="0" w:tplc="566a8c5c">
+      <w:start w:val="1"/>
+      <w:lvlText w:val="%1)"/>
+      <w:lvlJc w:val="left"/>
+      <w:pStyle w:val="typicalflow"/>
+      <w:pPr>
+        <w:ind w:left="2000" w:hanging="400"/>
+        <w:tabs>
+          <w:tab w:val="num" w:pos="2000"/>
+        </w:tabs>
+      </w:pPr>
+      <w:rPr>
+        <w:rFonts w:hint="eastAsia"/>
+      </w:rPr>
+    </w:lvl>
+    <w:lvl w:ilvl="1" w:tplc="4090019">
+      <w:start w:val="1"/>
+      <w:numFmt w:val="upperLetter"/>
+      <w:lvlText w:val="%2."/>
+      <w:lvlJc w:val="left"/>
+      <w:pPr>
+        <w:ind w:left="1200" w:hanging="400"/>
+        <w:tabs>
+          <w:tab w:val="num" w:pos="1200"/>
+        </w:tabs>
+      </w:pPr>
+    </w:lvl>
+    <w:lvl w:ilvl="2" w:tentative="on" w:tplc="409001b">
+      <w:start w:val="1"/>
+      <w:numFmt w:val="lowerRoman"/>
+      <w:lvlText w:val="%3."/>
+      <w:lvlJc w:val="right"/>
+      <w:pPr>
+        <w:ind w:left="1600" w:hanging="400"/>
+        <w:tabs>
+          <w:tab w:val="num" w:pos="1600"/>
+        </w:tabs>
+      </w:pPr>
+    </w:lvl>
+    <w:lvl w:ilvl="3" w:tentative="on" w:tplc="409000f">
+      <w:start w:val="1"/>
+      <w:lvlText w:val="%4."/>
+      <w:lvlJc w:val="left"/>
+      <w:pPr>
+        <w:ind w:left="2000" w:hanging="400"/>
+        <w:tabs>
+          <w:tab w:val="num" w:pos="2000"/>
+        </w:tabs>
+      </w:pPr>
+    </w:lvl>
+    <w:lvl w:ilvl="4" w:tentative="on" w:tplc="4090019">
+      <w:start w:val="1"/>
+      <w:numFmt w:val="upperLetter"/>
+      <w:lvlText w:val="%5."/>
+      <w:lvlJc w:val="left"/>
+      <w:pPr>
+        <w:ind w:left="2400" w:hanging="400"/>
+        <w:tabs>
+          <w:tab w:val="num" w:pos="2400"/>
+        </w:tabs>
+      </w:pPr>
+    </w:lvl>
+    <w:lvl w:ilvl="5" w:tentative="on" w:tplc="409001b">
+      <w:start w:val="1"/>
+      <w:numFmt w:val="lowerRoman"/>
+      <w:lvlText w:val="%6."/>
+      <w:lvlJc w:val="right"/>
+      <w:pPr>
+        <w:ind w:left="2800" w:hanging="400"/>
+        <w:tabs>
+          <w:tab w:val="num" w:pos="2800"/>
+        </w:tabs>
+      </w:pPr>
+    </w:lvl>
+    <w:lvl w:ilvl="6" w:tentative="on" w:tplc="409000f">
+      <w:start w:val="1"/>
+      <w:lvlText w:val="%7."/>
+      <w:lvlJc w:val="left"/>
+      <w:pPr>
+        <w:ind w:left="3200" w:hanging="400"/>
+        <w:tabs>
+          <w:tab w:val="num" w:pos="3200"/>
+        </w:tabs>
+      </w:pPr>
+    </w:lvl>
+    <w:lvl w:ilvl="7" w:tentative="on" w:tplc="4090019">
+      <w:start w:val="1"/>
+      <w:numFmt w:val="upperLetter"/>
+      <w:lvlText w:val="%8."/>
+      <w:lvlJc w:val="left"/>
+      <w:pPr>
+        <w:ind w:left="3600" w:hanging="400"/>
+        <w:tabs>
+          <w:tab w:val="num" w:pos="3600"/>
+        </w:tabs>
+      </w:pPr>
+    </w:lvl>
+    <w:lvl w:ilvl="8" w:tentative="on" w:tplc="409001b">
+      <w:start w:val="1"/>
+      <w:numFmt w:val="lowerRoman"/>
+      <w:lvlText w:val="%9."/>
+      <w:lvlJc w:val="right"/>
+      <w:pPr>
+        <w:ind w:left="4000" w:hanging="400"/>
+        <w:tabs>
+          <w:tab w:val="num" w:pos="4000"/>
+        </w:tabs>
+      </w:pPr>
+    </w:lvl>
+  </w:abstractNum>
+  <w:abstractNum w:abstractNumId="3">
+    <w:nsid w:val="4db67bab"/>
+    <w:multiLevelType w:val="hybridMultilevel"/>
+    <w:tmpl w:val="c7c8b954"/>
+    <w:lvl w:ilvl="0" w:tplc="49bc260c">
+      <w:start w:val="1"/>
+      <w:numFmt w:val="bullet"/>
+      <w:lvlText w:val=""/>
+      <w:lvlJc w:val="left"/>
+      <w:pStyle w:val="others"/>
+      <w:pPr>
+        <w:ind w:left="2000" w:hanging="400"/>
+        <w:tabs>
+          <w:tab w:val="num" w:pos="2000"/>
+        </w:tabs>
+      </w:pPr>
+      <w:rPr>
+        <w:rFonts w:ascii="Wingdings" w:hAnsi="Wingdings" w:hint="default"/>
+      </w:rPr>
+    </w:lvl>
+    <w:lvl w:ilvl="1" w:tplc="4090019">
+      <w:start w:val="1"/>
+      <w:numFmt w:val="upperLetter"/>
+      <w:lvlText w:val="%2."/>
+      <w:lvlJc w:val="left"/>
+      <w:pPr>
+        <w:ind w:left="1200" w:hanging="400"/>
+        <w:tabs>
+          <w:tab w:val="num" w:pos="1200"/>
+        </w:tabs>
+      </w:pPr>
+    </w:lvl>
+    <w:lvl w:ilvl="2" w:tentative="on" w:tplc="409001b">
+      <w:start w:val="1"/>
+      <w:numFmt w:val="lowerRoman"/>
+      <w:lvlText w:val="%3."/>
+      <w:lvlJc w:val="right"/>
+      <w:pPr>
+        <w:ind w:left="1600" w:hanging="400"/>
+        <w:tabs>
+          <w:tab w:val="num" w:pos="1600"/>
+        </w:tabs>
+      </w:pPr>
+    </w:lvl>
+    <w:lvl w:ilvl="3" w:tentative="on" w:tplc="409000f">
+      <w:start w:val="1"/>
+      <w:lvlText w:val="%4."/>
+      <w:lvlJc w:val="left"/>
+      <w:pPr>
+        <w:ind w:left="2000" w:hanging="400"/>
+        <w:tabs>
+          <w:tab w:val="num" w:pos="2000"/>
+        </w:tabs>
+      </w:pPr>
+    </w:lvl>
+    <w:lvl w:ilvl="4" w:tentative="on" w:tplc="4090019">
+      <w:start w:val="1"/>
+      <w:numFmt w:val="upperLetter"/>
+      <w:lvlText w:val="%5."/>
+      <w:lvlJc w:val="left"/>
+      <w:pPr>
+        <w:ind w:left="2400" w:hanging="400"/>
+        <w:tabs>
+          <w:tab w:val="num" w:pos="2400"/>
+        </w:tabs>
+      </w:pPr>
+    </w:lvl>
+    <w:lvl w:ilvl="5" w:tentative="on" w:tplc="409001b">
+      <w:start w:val="1"/>
+      <w:numFmt w:val="lowerRoman"/>
+      <w:lvlText w:val="%6."/>
+      <w:lvlJc w:val="right"/>
+      <w:pPr>
+        <w:ind w:left="2800" w:hanging="400"/>
+        <w:tabs>
+          <w:tab w:val="num" w:pos="2800"/>
+        </w:tabs>
+      </w:pPr>
+    </w:lvl>
+    <w:lvl w:ilvl="6" w:tentative="on" w:tplc="409000f">
+      <w:start w:val="1"/>
+      <w:lvlText w:val="%7."/>
+      <w:lvlJc w:val="left"/>
+      <w:pPr>
+        <w:ind w:left="3200" w:hanging="400"/>
+        <w:tabs>
+          <w:tab w:val="num" w:pos="3200"/>
+        </w:tabs>
+      </w:pPr>
+    </w:lvl>
+    <w:lvl w:ilvl="7" w:tentative="on" w:tplc="4090019">
+      <w:start w:val="1"/>
+      <w:numFmt w:val="upperLetter"/>
+      <w:lvlText w:val="%8."/>
+      <w:lvlJc w:val="left"/>
+      <w:pPr>
+        <w:ind w:left="3600" w:hanging="400"/>
+        <w:tabs>
+          <w:tab w:val="num" w:pos="3600"/>
+        </w:tabs>
+      </w:pPr>
+    </w:lvl>
+    <w:lvl w:ilvl="8" w:tentative="on" w:tplc="409001b">
+      <w:start w:val="1"/>
+      <w:numFmt w:val="lowerRoman"/>
+      <w:lvlText w:val="%9."/>
+      <w:lvlJc w:val="right"/>
+      <w:pPr>
+        <w:ind w:left="4000" w:hanging="400"/>
+        <w:tabs>
+          <w:tab w:val="num" w:pos="4000"/>
+        </w:tabs>
+      </w:pPr>
+    </w:lvl>
+  </w:abstractNum>
+  <w:num w:numId="1">
+    <w:abstractNumId w:val="0"/>
   </w:num>
-  <w:num w:numId="2" w16cid:durableId="1952009103">
+  <w:num w:numId="2">
     <w:abstractNumId w:val="1"/>
   </w:num>
-  <w:num w:numId="3" w16cid:durableId="823475905">
+  <w:num w:numId="3">
     <w:abstractNumId w:val="2"/>
   </w:num>
-  <w:num w:numId="4" w16cid:durableId="429081838">
+  <w:num w:numId="4">
     <w:abstractNumId w:val="3"/>
-  </w:num>
-  <w:num w:numId="5" w16cid:durableId="1986861055">
-    <w:abstractNumId w:val="0"/>
   </w:num>
 </w:numbering>
 </file>
 
 <file path=word/styles.xml><?xml version="1.0" encoding="utf-8"?>
-<w:styles xmlns:mc="http://schemas.openxmlformats.org/markup-compatibility/2006" xmlns:r="http://schemas.openxmlformats.org/officeDocument/2006/relationships" xmlns:w="http://schemas.openxmlformats.org/wordprocessingml/2006/main" xmlns:w14="http://schemas.microsoft.com/office/word/2010/wordml" xmlns:w15="http://schemas.microsoft.com/office/word/2012/wordml" xmlns:w16cex="http://schemas.microsoft.com/office/word/2018/wordml/cex" xmlns:w16cid="http://schemas.microsoft.com/office/word/2016/wordml/cid" xmlns:w16="http://schemas.microsoft.com/office/word/2018/wordml" xmlns:w16du="http://schemas.microsoft.com/office/word/2023/wordml/word16du" xmlns:w16sdtdh="http://schemas.microsoft.com/office/word/2020/wordml/sdtdatahash" xmlns:w16sdtfl="http://schemas.microsoft.com/office/word/2024/wordml/sdtformatlock" xmlns:w16se="http://schemas.microsoft.com/office/word/2015/wordml/symex" mc:Ignorable="w14 w15 w16se w16cid w16 w16cex w16sdtdh w16sdtfl w16du">
+<w:styles xmlns:r="http://schemas.openxmlformats.org/officeDocument/2006/relationships" xmlns:w="http://schemas.openxmlformats.org/wordprocessingml/2006/main">
   <w:docDefaults>
     <w:rPrDefault>
       <w:rPr>
+        <w:lang w:val="en-US" w:eastAsia="ko-KR" w:bidi="ar-SA"/>
         <w:rFonts w:ascii="Times New Roman" w:eastAsia="바탕" w:hAnsi="Times New Roman" w:cs="Times New Roman"/>
-        <w:lang w:val="en-US" w:eastAsia="ko-KR" w:bidi="ar-SA"/>
       </w:rPr>
     </w:rPrDefault>
-    <w:pPrDefault/>
+    <w:pPrDefault>
+      <w:pPr/>
+    </w:pPrDefault>
   </w:docDefaults>
   <w:latentStyles w:defLockedState="0" w:defUIPriority="0" w:defSemiHidden="0" w:defUnhideWhenUsed="0" w:defQFormat="0" w:count="376">
     <w:lsdException w:name="Normal" w:qFormat="1"/>
@@ -4669,7 +4398,7 @@
     <w:lsdException w:name="Colorful Shading Accent 6"/>
     <w:lsdException w:name="Colorful List Accent 6"/>
     <w:lsdException w:name="Colorful Grid Accent 6"/>
-    <w:lsdException w:name="Subtle Emphasis" w:uiPriority="85" w:qFormat="1"/>
+    <w:lsdException w:name="Subtle Emphasis" w:uiPriority="133" w:qFormat="1"/>
     <w:lsdException w:name="Intense Emphasis" w:qFormat="1"/>
     <w:lsdException w:name="Subtle Reference" w:qFormat="1"/>
     <w:lsdException w:name="Intense Reference" w:qFormat="1"/>
@@ -4686,15 +4415,15 @@
     <w:name w:val="Normal"/>
     <w:qFormat/>
     <w:pPr>
-      <w:widowControl w:val="0"/>
-      <w:wordWrap w:val="0"/>
-      <w:autoSpaceDE w:val="0"/>
-      <w:autoSpaceDN w:val="0"/>
+      <w:autoSpaceDE w:val="off"/>
+      <w:autoSpaceDN w:val="off"/>
+      <w:widowControl w:val="off"/>
+      <w:wordWrap w:val="off"/>
       <w:jc w:val="both"/>
     </w:pPr>
     <w:rPr>
+      <w:szCs w:val="24"/>
       <w:kern w:val="2"/>
-      <w:szCs w:val="24"/>
     </w:rPr>
   </w:style>
   <w:style w:type="paragraph" w:styleId="10">
@@ -4704,19 +4433,19 @@
     <w:qFormat/>
     <w:pPr>
       <w:keepNext/>
+      <w:outlineLvl w:val="0"/>
+      <w:snapToGrid w:val="0"/>
       <w:numPr>
         <w:numId w:val="1"/>
       </w:numPr>
-      <w:snapToGrid w:val="0"/>
-      <w:spacing w:beforeLines="150" w:afterLines="100"/>
-      <w:outlineLvl w:val="0"/>
+      <w:spacing w:afterLines="100" w:beforeLines="150"/>
     </w:pPr>
     <w:rPr>
       <w:rFonts w:ascii="Arial" w:eastAsia="돋움" w:hAnsi="Arial"/>
       <w:b/>
-      <w:spacing w:val="-14"/>
       <w:sz w:val="40"/>
       <w:szCs w:val="28"/>
+      <w:spacing w:val="-14"/>
     </w:rPr>
   </w:style>
   <w:style w:type="paragraph" w:styleId="2">
@@ -4725,21 +4454,21 @@
     <w:next w:val="a"/>
     <w:qFormat/>
     <w:pPr>
+      <w:ind w:right="998"/>
       <w:keepNext/>
+      <w:outlineLvl w:val="1"/>
       <w:numPr>
         <w:ilvl w:val="1"/>
         <w:numId w:val="1"/>
       </w:numPr>
-      <w:spacing w:beforeLines="100" w:afterLines="100"/>
-      <w:ind w:right="998"/>
-      <w:outlineLvl w:val="1"/>
+      <w:spacing w:afterLines="100" w:beforeLines="100"/>
     </w:pPr>
     <w:rPr>
       <w:rFonts w:ascii="Arial" w:eastAsia="돋움" w:hAnsi="Arial"/>
       <w:b/>
       <w:bCs/>
+      <w:sz w:val="32"/>
       <w:spacing w:val="-14"/>
-      <w:sz w:val="32"/>
     </w:rPr>
   </w:style>
   <w:style w:type="paragraph" w:styleId="3">
@@ -4749,20 +4478,20 @@
     <w:qFormat/>
     <w:pPr>
       <w:keepNext/>
+      <w:outlineLvl w:val="2"/>
+      <w:snapToGrid w:val="0"/>
       <w:numPr>
         <w:ilvl w:val="2"/>
         <w:numId w:val="1"/>
       </w:numPr>
-      <w:snapToGrid w:val="0"/>
-      <w:spacing w:beforeLines="50" w:afterLines="50"/>
-      <w:outlineLvl w:val="2"/>
+      <w:spacing w:afterLines="50" w:beforeLines="50"/>
     </w:pPr>
     <w:rPr>
       <w:rFonts w:ascii="Arial" w:eastAsia="돋움" w:hAnsi="Arial"/>
       <w:b/>
       <w:iCs/>
+      <w:sz w:val="28"/>
       <w:spacing w:val="-14"/>
-      <w:sz w:val="28"/>
     </w:rPr>
   </w:style>
   <w:style w:type="paragraph" w:styleId="4">
@@ -4771,10 +4500,10 @@
     <w:next w:val="a"/>
     <w:qFormat/>
     <w:pPr>
+      <w:ind w:leftChars="600" w:left="600"/>
       <w:keepNext/>
+      <w:outlineLvl w:val="3"/>
       <w:spacing w:beforeLines="50"/>
-      <w:ind w:leftChars="600" w:left="600"/>
-      <w:outlineLvl w:val="3"/>
     </w:pPr>
     <w:rPr>
       <w:rFonts w:ascii="Arial" w:eastAsia="돋움" w:hAnsi="Arial"/>
@@ -4790,8 +4519,8 @@
     <w:qFormat/>
     <w:pPr>
       <w:keepNext/>
+      <w:outlineLvl w:val="4"/>
       <w:jc w:val="right"/>
-      <w:outlineLvl w:val="4"/>
     </w:pPr>
     <w:rPr>
       <w:i/>
@@ -4832,8 +4561,8 @@
     <w:basedOn w:val="a"/>
     <w:link w:val="Char"/>
     <w:pPr>
+      <w:ind w:leftChars="600" w:left="600"/>
       <w:spacing w:afterLines="50"/>
-      <w:ind w:leftChars="600" w:left="600"/>
     </w:pPr>
     <w:rPr>
       <w:bCs/>
@@ -4844,22 +4573,22 @@
     <w:name w:val="header"/>
     <w:basedOn w:val="a"/>
     <w:pPr>
+      <w:snapToGrid w:val="0"/>
       <w:tabs>
         <w:tab w:val="center" w:pos="4252"/>
         <w:tab w:val="right" w:pos="8504"/>
       </w:tabs>
-      <w:snapToGrid w:val="0"/>
     </w:pPr>
   </w:style>
   <w:style w:type="paragraph" w:styleId="a5">
     <w:name w:val="footer"/>
     <w:basedOn w:val="a"/>
     <w:pPr>
+      <w:snapToGrid w:val="0"/>
       <w:tabs>
         <w:tab w:val="center" w:pos="4252"/>
         <w:tab w:val="right" w:pos="8504"/>
       </w:tabs>
-      <w:snapToGrid w:val="0"/>
     </w:pPr>
   </w:style>
   <w:style w:type="character" w:styleId="a6">
@@ -4878,19 +4607,19 @@
     <w:name w:val="프로젝트제목"/>
     <w:basedOn w:val="a"/>
     <w:pPr>
+      <w:ind w:rightChars="300" w:right="300"/>
       <w:pBdr>
         <w:bottom w:val="dotted" w:sz="4" w:space="1" w:color="auto"/>
       </w:pBdr>
-      <w:spacing w:beforeLines="500" w:afterLines="50"/>
-      <w:ind w:rightChars="300" w:right="300"/>
+      <w:spacing w:afterLines="50" w:beforeLines="500"/>
     </w:pPr>
     <w:rPr>
       <w:rFonts w:ascii="Arial" w:eastAsia="돋움" w:hAnsi="Arial" w:cs="Arial"/>
       <w:b/>
       <w:bCs/>
+      <w:sz w:val="72"/>
+      <w:kern w:val="28"/>
       <w:spacing w:val="-48"/>
-      <w:kern w:val="28"/>
-      <w:sz w:val="72"/>
     </w:rPr>
   </w:style>
   <w:style w:type="paragraph" w:customStyle="1" w:styleId="a9">
@@ -4901,9 +4630,9 @@
     </w:pPr>
     <w:rPr>
       <w:b/>
+      <w:sz w:val="52"/>
+      <w:kern w:val="28"/>
       <w:spacing w:val="-48"/>
-      <w:kern w:val="28"/>
-      <w:sz w:val="52"/>
     </w:rPr>
   </w:style>
   <w:style w:type="paragraph" w:customStyle="1" w:styleId="aa">
@@ -4915,8 +4644,8 @@
     <w:rPr>
       <w:bCs/>
       <w:i/>
+      <w:sz w:val="28"/>
       <w:kern w:val="16"/>
-      <w:sz w:val="28"/>
     </w:rPr>
   </w:style>
   <w:style w:type="paragraph" w:customStyle="1" w:styleId="ab">
@@ -4932,9 +4661,9 @@
       <w:rFonts w:ascii="Arial" w:eastAsia="돋움" w:hAnsi="Arial" w:cs="Arial"/>
       <w:b/>
       <w:bCs/>
+      <w:sz w:val="52"/>
+      <w:kern w:val="28"/>
       <w:spacing w:val="-48"/>
-      <w:kern w:val="28"/>
-      <w:sz w:val="52"/>
     </w:rPr>
   </w:style>
   <w:style w:type="paragraph" w:styleId="ac">
@@ -4943,7 +4672,7 @@
     <w:next w:val="a"/>
     <w:qFormat/>
     <w:pPr>
-      <w:spacing w:before="120" w:after="240"/>
+      <w:spacing w:after="240" w:before="120"/>
     </w:pPr>
     <w:rPr>
       <w:b/>
@@ -4953,28 +4682,28 @@
   </w:style>
   <w:style w:type="paragraph" w:styleId="11">
     <w:name w:val="toc 1"/>
+    <w:uiPriority w:val="39"/>
     <w:basedOn w:val="a"/>
     <w:next w:val="a"/>
     <w:autoRedefine/>
-    <w:uiPriority w:val="39"/>
     <w:pPr>
-      <w:spacing w:before="120" w:after="120"/>
       <w:jc w:val="left"/>
+      <w:spacing w:after="120" w:before="120"/>
     </w:pPr>
     <w:rPr>
+      <w:caps/>
       <w:rFonts w:asciiTheme="minorHAnsi" w:eastAsiaTheme="minorHAnsi"/>
       <w:b/>
       <w:bCs/>
-      <w:caps/>
       <w:szCs w:val="20"/>
     </w:rPr>
   </w:style>
   <w:style w:type="paragraph" w:styleId="20">
     <w:name w:val="toc 2"/>
+    <w:uiPriority w:val="39"/>
     <w:basedOn w:val="a"/>
     <w:next w:val="a"/>
     <w:autoRedefine/>
-    <w:uiPriority w:val="39"/>
     <w:pPr>
       <w:ind w:left="200"/>
       <w:jc w:val="left"/>
@@ -4987,10 +4716,10 @@
   </w:style>
   <w:style w:type="paragraph" w:styleId="30">
     <w:name w:val="toc 3"/>
+    <w:uiPriority w:val="39"/>
     <w:basedOn w:val="a"/>
     <w:next w:val="a"/>
     <w:autoRedefine/>
-    <w:uiPriority w:val="39"/>
     <w:pPr>
       <w:ind w:left="400"/>
       <w:jc w:val="left"/>
@@ -5004,10 +4733,10 @@
   </w:style>
   <w:style w:type="paragraph" w:styleId="40">
     <w:name w:val="toc 4"/>
+    <w:uiPriority w:val="39"/>
     <w:basedOn w:val="a"/>
     <w:next w:val="a"/>
     <w:autoRedefine/>
-    <w:uiPriority w:val="39"/>
     <w:pPr>
       <w:ind w:left="600"/>
       <w:jc w:val="left"/>
@@ -5020,10 +4749,10 @@
   </w:style>
   <w:style w:type="paragraph" w:styleId="50">
     <w:name w:val="toc 5"/>
+    <w:uiPriority w:val="39"/>
     <w:basedOn w:val="a"/>
     <w:next w:val="a"/>
     <w:autoRedefine/>
-    <w:uiPriority w:val="39"/>
     <w:pPr>
       <w:ind w:left="800"/>
       <w:jc w:val="left"/>
@@ -5036,10 +4765,10 @@
   </w:style>
   <w:style w:type="paragraph" w:styleId="6">
     <w:name w:val="toc 6"/>
+    <w:uiPriority w:val="39"/>
     <w:basedOn w:val="a"/>
     <w:next w:val="a"/>
     <w:autoRedefine/>
-    <w:uiPriority w:val="39"/>
     <w:pPr>
       <w:ind w:left="1000"/>
       <w:jc w:val="left"/>
@@ -5052,10 +4781,10 @@
   </w:style>
   <w:style w:type="paragraph" w:styleId="7">
     <w:name w:val="toc 7"/>
+    <w:uiPriority w:val="39"/>
     <w:basedOn w:val="a"/>
     <w:next w:val="a"/>
     <w:autoRedefine/>
-    <w:uiPriority w:val="39"/>
     <w:pPr>
       <w:ind w:left="1200"/>
       <w:jc w:val="left"/>
@@ -5068,10 +4797,10 @@
   </w:style>
   <w:style w:type="paragraph" w:styleId="8">
     <w:name w:val="toc 8"/>
+    <w:uiPriority w:val="39"/>
     <w:basedOn w:val="a"/>
     <w:next w:val="a"/>
     <w:autoRedefine/>
-    <w:uiPriority w:val="39"/>
     <w:pPr>
       <w:ind w:left="1400"/>
       <w:jc w:val="left"/>
@@ -5084,10 +4813,10 @@
   </w:style>
   <w:style w:type="paragraph" w:styleId="9">
     <w:name w:val="toc 9"/>
+    <w:uiPriority w:val="39"/>
     <w:basedOn w:val="a"/>
     <w:next w:val="a"/>
     <w:autoRedefine/>
-    <w:uiPriority w:val="39"/>
     <w:pPr>
       <w:ind w:left="1600"/>
       <w:jc w:val="left"/>
@@ -5100,9 +4829,9 @@
   </w:style>
   <w:style w:type="paragraph" w:styleId="ad">
     <w:name w:val="table of figures"/>
+    <w:uiPriority w:val="99"/>
     <w:basedOn w:val="a"/>
     <w:next w:val="a"/>
-    <w:uiPriority w:val="99"/>
     <w:pPr>
       <w:ind w:left="400" w:hanging="400"/>
       <w:jc w:val="left"/>
@@ -5122,7 +4851,7 @@
         <w:right w:val="single" w:sz="36" w:space="10" w:color="FFFFFF"/>
       </w:pBdr>
       <w:shd w:val="clear" w:color="auto" w:fill="E6E6E6"/>
-      <w:spacing w:before="180" w:after="180"/>
+      <w:spacing w:after="180" w:before="180"/>
     </w:pPr>
   </w:style>
   <w:style w:type="character" w:styleId="af">
@@ -5130,7 +4859,7 @@
     <w:uiPriority w:val="99"/>
     <w:rPr>
       <w:color w:val="0000FF"/>
-      <w:u w:val="single"/>
+      <w:u w:val="single" w:color="auto"/>
     </w:rPr>
   </w:style>
   <w:style w:type="paragraph" w:customStyle="1" w:styleId="af0">
@@ -5139,7 +4868,7 @@
     <w:rPr>
       <w:b/>
       <w:i/>
-      <w:u w:val="single"/>
+      <w:u w:val="single" w:color="auto"/>
     </w:rPr>
   </w:style>
   <w:style w:type="paragraph" w:customStyle="1" w:styleId="1">
@@ -5147,7 +4876,7 @@
     <w:pPr>
       <w:numPr>
         <w:ilvl w:val="1"/>
-        <w:numId w:val="3"/>
+        <w:numId w:val="2"/>
       </w:numPr>
     </w:pPr>
     <w:rPr>
@@ -5158,7 +4887,7 @@
     <w:name w:val="FollowedHyperlink"/>
     <w:rPr>
       <w:color w:val="800080"/>
-      <w:u w:val="single"/>
+      <w:u w:val="single" w:color="auto"/>
     </w:rPr>
   </w:style>
   <w:style w:type="character" w:styleId="af2">
@@ -5192,18 +4921,18 @@
   </w:style>
   <w:style w:type="paragraph" w:styleId="12">
     <w:name w:val="index 1"/>
+    <w:uiPriority w:val="99"/>
     <w:basedOn w:val="a"/>
     <w:next w:val="a"/>
     <w:autoRedefine/>
-    <w:uiPriority w:val="99"/>
     <w:semiHidden/>
     <w:pPr>
+      <w:ind w:leftChars="100" w:left="400" w:hanging="200"/>
+      <w:jc w:val="left"/>
       <w:tabs>
-        <w:tab w:val="right" w:leader="dot" w:pos="3882"/>
+        <w:tab w:val="right" w:pos="3882" w:leader="dot"/>
       </w:tabs>
       <w:spacing w:after="180"/>
-      <w:ind w:leftChars="100" w:left="400" w:hanging="200"/>
-      <w:jc w:val="left"/>
     </w:pPr>
     <w:rPr>
       <w:szCs w:val="20"/>
@@ -5211,13 +4940,13 @@
   </w:style>
   <w:style w:type="paragraph" w:styleId="af5">
     <w:name w:val="index heading"/>
+    <w:uiPriority w:val="99"/>
     <w:basedOn w:val="a"/>
     <w:next w:val="12"/>
-    <w:uiPriority w:val="99"/>
     <w:semiHidden/>
     <w:pPr>
-      <w:spacing w:before="120" w:after="120"/>
       <w:jc w:val="left"/>
+      <w:spacing w:after="120" w:before="120"/>
     </w:pPr>
     <w:rPr>
       <w:b/>
@@ -5229,10 +4958,10 @@
   </w:style>
   <w:style w:type="paragraph" w:styleId="21">
     <w:name w:val="index 2"/>
+    <w:uiPriority w:val="99"/>
     <w:basedOn w:val="a"/>
     <w:next w:val="a"/>
     <w:autoRedefine/>
-    <w:uiPriority w:val="99"/>
     <w:semiHidden/>
     <w:pPr>
       <w:ind w:left="400" w:hanging="200"/>
@@ -5344,10 +5073,10 @@
     <w:name w:val="표 구분선1"/>
     <w:basedOn w:val="a1"/>
     <w:pPr>
-      <w:widowControl w:val="0"/>
-      <w:wordWrap w:val="0"/>
-      <w:autoSpaceDE w:val="0"/>
-      <w:autoSpaceDN w:val="0"/>
+      <w:autoSpaceDE w:val="off"/>
+      <w:autoSpaceDN w:val="off"/>
+      <w:widowControl w:val="off"/>
+      <w:wordWrap w:val="off"/>
       <w:jc w:val="both"/>
     </w:pPr>
     <w:tblPr>
@@ -5367,11 +5096,11 @@
     <w:link w:val="typicalflowChar"/>
     <w:qFormat/>
     <w:pPr>
+      <w:ind w:leftChars="0" w:left="0"/>
       <w:numPr>
-        <w:numId w:val="4"/>
+        <w:numId w:val="3"/>
       </w:numPr>
       <w:spacing w:after="180"/>
-      <w:ind w:leftChars="0" w:left="0"/>
     </w:pPr>
     <w:rPr>
       <w:rFonts w:ascii="맑은 고딕" w:eastAsia="맑은 고딕" w:hAnsi="맑은 고딕"/>
@@ -5383,15 +5112,15 @@
     <w:link w:val="othersChar"/>
     <w:qFormat/>
     <w:pPr>
+      <w:ind w:leftChars="0" w:left="1620"/>
       <w:numPr>
-        <w:numId w:val="5"/>
+        <w:numId w:val="4"/>
       </w:numPr>
       <w:tabs>
+        <w:tab w:val="num" w:pos="1620"/>
         <w:tab w:val="clear" w:pos="2000"/>
-        <w:tab w:val="num" w:pos="1620"/>
       </w:tabs>
       <w:spacing w:after="180"/>
-      <w:ind w:leftChars="0" w:left="1620"/>
     </w:pPr>
     <w:rPr>
       <w:rFonts w:eastAsia="맑은 고딕"/>
@@ -5403,9 +5132,9 @@
     <w:rPr>
       <w:rFonts w:cs="Arial"/>
       <w:bCs/>
+      <w:szCs w:val="24"/>
+      <w:kern w:val="2"/>
       <w:spacing w:val="-10"/>
-      <w:kern w:val="2"/>
-      <w:szCs w:val="24"/>
     </w:rPr>
   </w:style>
   <w:style w:type="character" w:customStyle="1" w:styleId="typicalflowChar">
@@ -5414,9 +5143,9 @@
     <w:rPr>
       <w:rFonts w:ascii="맑은 고딕" w:eastAsia="맑은 고딕" w:hAnsi="맑은 고딕" w:cs="맑은 고딕"/>
       <w:bCs/>
+      <w:szCs w:val="24"/>
+      <w:kern w:val="2"/>
       <w:spacing w:val="-10"/>
-      <w:kern w:val="2"/>
-      <w:szCs w:val="24"/>
     </w:rPr>
   </w:style>
   <w:style w:type="character" w:customStyle="1" w:styleId="othersChar">
@@ -5425,9 +5154,9 @@
     <w:rPr>
       <w:rFonts w:eastAsia="맑은 고딕" w:cs="Arial"/>
       <w:bCs/>
+      <w:szCs w:val="24"/>
+      <w:kern w:val="2"/>
       <w:spacing w:val="-10"/>
-      <w:kern w:val="2"/>
-      <w:szCs w:val="24"/>
     </w:rPr>
   </w:style>
   <w:style w:type="paragraph" w:customStyle="1" w:styleId="af6">
@@ -5444,15 +5173,15 @@
       <w:b/>
       <w:bCs/>
       <w:color w:val="000000"/>
-      <w:kern w:val="0"/>
       <w:sz w:val="48"/>
       <w:szCs w:val="48"/>
+      <w:kern w:val="0"/>
     </w:rPr>
   </w:style>
   <w:style w:type="paragraph" w:styleId="af7">
     <w:name w:val="List Paragraph"/>
+    <w:uiPriority w:val="34"/>
     <w:basedOn w:val="a"/>
-    <w:uiPriority w:val="34"/>
     <w:qFormat/>
     <w:pPr>
       <w:ind w:leftChars="400" w:left="800"/>
@@ -5465,9 +5194,9 @@
     <w:link w:val="Char0"/>
     <w:qFormat/>
     <w:pPr>
+      <w:outlineLvl w:val="1"/>
+      <w:jc w:val="center"/>
       <w:spacing w:after="60"/>
-      <w:jc w:val="center"/>
-      <w:outlineLvl w:val="1"/>
     </w:pPr>
     <w:rPr>
       <w:rFonts w:asciiTheme="minorHAnsi" w:eastAsiaTheme="minorEastAsia" w:hAnsiTheme="minorHAnsi" w:cstheme="minorBidi"/>
@@ -5480,38 +5209,39 @@
     <w:link w:val="af8"/>
     <w:rPr>
       <w:rFonts w:asciiTheme="minorHAnsi" w:eastAsiaTheme="minorEastAsia" w:hAnsiTheme="minorHAnsi" w:cstheme="minorBidi"/>
-      <w:kern w:val="2"/>
       <w:sz w:val="24"/>
       <w:szCs w:val="24"/>
+      <w:kern w:val="2"/>
     </w:rPr>
   </w:style>
   <w:style w:type="paragraph" w:styleId="TOC">
     <w:name w:val="TOC Heading"/>
+    <w:uiPriority w:val="39"/>
     <w:basedOn w:val="10"/>
     <w:next w:val="a"/>
-    <w:uiPriority w:val="39"/>
+    <w:qFormat/>
     <w:unhideWhenUsed/>
-    <w:qFormat/>
     <w:pPr>
+      <w:autoSpaceDE/>
+      <w:autoSpaceDN/>
       <w:keepLines/>
       <w:widowControl/>
+      <w:wordWrap/>
+      <w:outlineLvl w:val="9"/>
+      <w:jc w:val="left"/>
       <w:numPr>
+        <w:ilvl w:val="0"/>
         <w:numId w:val="0"/>
       </w:numPr>
-      <w:wordWrap/>
-      <w:autoSpaceDE/>
-      <w:autoSpaceDN/>
-      <w:spacing w:beforeLines="0" w:before="480" w:afterLines="0" w:line="276" w:lineRule="auto"/>
-      <w:jc w:val="left"/>
-      <w:outlineLvl w:val="9"/>
+      <w:spacing w:afterLines="0" w:before="480" w:beforeLines="0" w:line="276" w:lineRule="auto"/>
     </w:pPr>
     <w:rPr>
       <w:rFonts w:asciiTheme="majorHAnsi" w:eastAsiaTheme="majorEastAsia" w:hAnsiTheme="majorHAnsi" w:cstheme="majorBidi"/>
       <w:bCs/>
       <w:color w:val="376092"/>
+      <w:sz w:val="28"/>
+      <w:kern w:val="0"/>
       <w:spacing w:val="0"/>
-      <w:kern w:val="0"/>
-      <w:sz w:val="28"/>
     </w:rPr>
   </w:style>
 </w:styles>
